--- a/交付成果/第4轮朗读优化版/朗读优化8周版/读书会03_四护卫禅实修_8周资料包（朗读优化版）/Word版/第8周_综合运用（四重防护时序）与总结实修日_学员版.docx
+++ b/交付成果/第4轮朗读优化版/朗读优化8周版/读书会03_四护卫禅实修_8周资料包（朗读优化版）/Word版/第8周_综合运用（四重防护时序）与总结实修日_学员版.docx
@@ -4,28 +4,35 @@
   <w:body>
     <w:p>
       <w:pPr>
-        <w:spacing w:before="160" w:after="80"/>
+        <w:jc w:val="right"/>
       </w:pPr>
       <w:r>
         <w:rPr>
-          <w:rFonts w:ascii="Microsoft YaHei" w:hAnsi="Microsoft YaHei" w:eastAsia="Microsoft YaHei"/>
-          <w:b/>
-          <w:color w:val="1E5631"/>
-          <w:sz w:val="34"/>
+          <w:color w:val="888888"/>
+          <w:sz w:val="16"/>
         </w:rPr>
-        <w:t>第8周：综合运用（四重防护时序）与总结实修日（学员版）</w:t>
+        <w:t>📅 最近更新：2026-09-26 15:10　|　学员版（第三版修订）；第4轮朗读优化（2026-09-26）：音频转写来源的共读原文已口语化改写</w:t>
       </w:r>
     </w:p>
     <w:p>
       <w:pPr>
-        <w:spacing w:before="160" w:after="80"/>
+        <w:jc w:val="center"/>
       </w:pPr>
       <w:r>
         <w:rPr>
-          <w:rFonts w:ascii="Microsoft YaHei" w:hAnsi="Microsoft YaHei" w:eastAsia="Microsoft YaHei"/>
           <w:b/>
-          <w:color w:val="1E5631"/>
-          <w:sz w:val="28"/>
+          <w:color w:val="1E4620"/>
+          <w:sz w:val="36"/>
+        </w:rPr>
+        <w:t>第8周：综合运用（四重防护时序）与总结实修日</w:t>
+      </w:r>
+    </w:p>
+    <w:p>
+      <w:r>
+        <w:rPr>
+          <w:b/>
+          <w:color w:val="1E4620"/>
+          <w:sz w:val="26"/>
         </w:rPr>
         <w:t>📋 本周信息卡</w:t>
       </w:r>
@@ -34,7 +41,6 @@
       <w:tblPr>
         <w:tblStyle w:val="TableGrid"/>
         <w:tblW w:type="auto" w:w="0"/>
-        <w:jc w:val="center"/>
         <w:tblLook w:firstColumn="1" w:firstRow="1" w:lastColumn="0" w:lastRow="0" w:noHBand="0" w:noVBand="1" w:val="04A0"/>
       </w:tblPr>
       <w:tblGrid>
@@ -45,17 +51,20 @@
         <w:tc>
           <w:tcPr>
             <w:tcW w:type="dxa" w:w="4819"/>
-            <w:shd w:val="clear" w:color="auto" w:fill="1E5631"/>
+            <w:shd w:val="clear" w:fill="1E4620"/>
           </w:tcPr>
           <w:p>
-            <w:pPr>
-              <w:spacing w:after="20"/>
-            </w:pPr>
             <w:r>
               <w:rPr>
-                <w:b/>
                 <w:color w:val="FFFFFF"/>
-                <w:sz w:val="19"/>
+                <w:sz w:val="18"/>
+              </w:rPr>
+            </w:r>
+            <w:r>
+              <w:rPr>
+                <w:b w:val="0"/>
+                <w:color w:val="FFFFFF"/>
+                <w:sz w:val="18"/>
               </w:rPr>
               <w:t>项目</w:t>
             </w:r>
@@ -64,17 +73,20 @@
         <w:tc>
           <w:tcPr>
             <w:tcW w:type="dxa" w:w="4819"/>
-            <w:shd w:val="clear" w:color="auto" w:fill="1E5631"/>
+            <w:shd w:val="clear" w:fill="1E4620"/>
           </w:tcPr>
           <w:p>
-            <w:pPr>
-              <w:spacing w:after="20"/>
-            </w:pPr>
             <w:r>
               <w:rPr>
-                <w:b/>
                 <w:color w:val="FFFFFF"/>
-                <w:sz w:val="19"/>
+                <w:sz w:val="18"/>
+              </w:rPr>
+            </w:r>
+            <w:r>
+              <w:rPr>
+                <w:b w:val="0"/>
+                <w:color w:val="FFFFFF"/>
+                <w:sz w:val="18"/>
               </w:rPr>
               <w:t>内容</w:t>
             </w:r>
@@ -87,12 +99,15 @@
             <w:tcW w:type="dxa" w:w="4819"/>
           </w:tcPr>
           <w:p>
-            <w:pPr>
-              <w:spacing w:after="20"/>
-            </w:pPr>
             <w:r>
               <w:rPr>
-                <w:sz w:val="19"/>
+                <w:sz w:val="18"/>
+              </w:rPr>
+            </w:r>
+            <w:r>
+              <w:rPr>
+                <w:b w:val="0"/>
+                <w:sz w:val="18"/>
               </w:rPr>
               <w:t>时长</w:t>
             </w:r>
@@ -103,12 +118,15 @@
             <w:tcW w:type="dxa" w:w="4819"/>
           </w:tcPr>
           <w:p>
-            <w:pPr>
-              <w:spacing w:after="20"/>
-            </w:pPr>
             <w:r>
               <w:rPr>
-                <w:sz w:val="19"/>
+                <w:sz w:val="18"/>
+              </w:rPr>
+            </w:r>
+            <w:r>
+              <w:rPr>
+                <w:b w:val="0"/>
+                <w:sz w:val="18"/>
               </w:rPr>
               <w:t>120分钟</w:t>
             </w:r>
@@ -119,15 +137,18 @@
         <w:tc>
           <w:tcPr>
             <w:tcW w:type="dxa" w:w="4819"/>
-            <w:shd w:val="clear" w:color="auto" w:fill="F2F2F2"/>
+            <w:shd w:val="clear" w:fill="F2F5FA"/>
           </w:tcPr>
           <w:p>
-            <w:pPr>
-              <w:spacing w:after="20"/>
-            </w:pPr>
             <w:r>
               <w:rPr>
-                <w:sz w:val="19"/>
+                <w:sz w:val="18"/>
+              </w:rPr>
+            </w:r>
+            <w:r>
+              <w:rPr>
+                <w:b w:val="0"/>
+                <w:sz w:val="18"/>
               </w:rPr>
               <w:t>核心问题</w:t>
             </w:r>
@@ -136,15 +157,18 @@
         <w:tc>
           <w:tcPr>
             <w:tcW w:type="dxa" w:w="4819"/>
-            <w:shd w:val="clear" w:color="auto" w:fill="F2F2F2"/>
+            <w:shd w:val="clear" w:fill="F2F5FA"/>
           </w:tcPr>
           <w:p>
-            <w:pPr>
-              <w:spacing w:after="20"/>
-            </w:pPr>
             <w:r>
               <w:rPr>
-                <w:sz w:val="19"/>
+                <w:sz w:val="18"/>
+              </w:rPr>
+            </w:r>
+            <w:r>
+              <w:rPr>
+                <w:b w:val="0"/>
+                <w:sz w:val="18"/>
               </w:rPr>
               <w:t>一天的四个时段，四件护身之物怎么排？八周下来，我把什么带回家了？</w:t>
             </w:r>
@@ -157,12 +181,15 @@
             <w:tcW w:type="dxa" w:w="4819"/>
           </w:tcPr>
           <w:p>
-            <w:pPr>
-              <w:spacing w:after="20"/>
-            </w:pPr>
             <w:r>
               <w:rPr>
-                <w:sz w:val="19"/>
+                <w:sz w:val="18"/>
+              </w:rPr>
+            </w:r>
+            <w:r>
+              <w:rPr>
+                <w:b w:val="0"/>
+                <w:sz w:val="18"/>
               </w:rPr>
               <w:t>共读原文</w:t>
             </w:r>
@@ -173,12 +200,15 @@
             <w:tcW w:type="dxa" w:w="4819"/>
           </w:tcPr>
           <w:p>
-            <w:pPr>
-              <w:spacing w:after="20"/>
-            </w:pPr>
             <w:r>
               <w:rPr>
-                <w:sz w:val="19"/>
+                <w:sz w:val="18"/>
+              </w:rPr>
+            </w:r>
+            <w:r>
+              <w:rPr>
+                <w:b w:val="0"/>
+                <w:sz w:val="18"/>
               </w:rPr>
               <w:t>① 四护卫禅明灯论：晨昼暮夜四重防护时序、四护卫禅各对治一烦恼（附经典依据）、“四重防护无人能污染其心”偈、《念死经》选偈（PDF·AI辅助翻译初稿照录）② 业处分类总览与灵活选用：一切处业处与根本业处、四种状态四种对治、上座前观察自身以智慧判断（录音转写·依据录音转写整理）③ 八周回顾与日常落实：佛随念／慈心／不净回顾、入出息念的基本功定位、睡前修法选择与“把精进力放到零”（录音转写·依据录音转写整理）</w:t>
             </w:r>
@@ -189,15 +219,18 @@
         <w:tc>
           <w:tcPr>
             <w:tcW w:type="dxa" w:w="4819"/>
-            <w:shd w:val="clear" w:color="auto" w:fill="F2F2F2"/>
+            <w:shd w:val="clear" w:fill="F2F5FA"/>
           </w:tcPr>
           <w:p>
-            <w:pPr>
-              <w:spacing w:after="20"/>
-            </w:pPr>
             <w:r>
               <w:rPr>
-                <w:sz w:val="19"/>
+                <w:sz w:val="18"/>
+              </w:rPr>
+            </w:r>
+            <w:r>
+              <w:rPr>
+                <w:b w:val="0"/>
+                <w:sz w:val="18"/>
               </w:rPr>
               <w:t>本周作业</w:t>
             </w:r>
@@ -206,15 +239,18 @@
         <w:tc>
           <w:tcPr>
             <w:tcW w:type="dxa" w:w="4819"/>
-            <w:shd w:val="clear" w:color="auto" w:fill="F2F2F2"/>
+            <w:shd w:val="clear" w:fill="F2F5FA"/>
           </w:tcPr>
           <w:p>
-            <w:pPr>
-              <w:spacing w:after="20"/>
-            </w:pPr>
             <w:r>
               <w:rPr>
-                <w:sz w:val="19"/>
+                <w:sz w:val="18"/>
+              </w:rPr>
+            </w:r>
+            <w:r>
+              <w:rPr>
+                <w:b w:val="0"/>
+                <w:sz w:val="18"/>
               </w:rPr>
               <w:t>制定个人“晨昼暮夜四重防护”日课表并试行一周</w:t>
             </w:r>
@@ -223,15 +259,11 @@
       </w:tr>
     </w:tbl>
     <w:p>
-      <w:pPr>
-        <w:spacing w:before="160" w:after="80"/>
-      </w:pPr>
       <w:r>
         <w:rPr>
-          <w:rFonts w:ascii="Microsoft YaHei" w:hAnsi="Microsoft YaHei" w:eastAsia="Microsoft YaHei"/>
           <w:b/>
-          <w:color w:val="1E5631"/>
-          <w:sz w:val="28"/>
+          <w:color w:val="1E4620"/>
+          <w:sz w:val="26"/>
         </w:rPr>
         <w:t>🧘 静心开场（10 min）</w:t>
       </w:r>
@@ -240,183 +272,194 @@
       <w:r>
         <w:rPr>
           <w:b/>
-          <w:sz w:val="21"/>
         </w:rPr>
         <w:t>请跟随引导静心</w:t>
       </w:r>
       <w:r>
         <w:rPr>
-          <w:sz w:val="21"/>
+          <w:b w:val="0"/>
         </w:rPr>
         <w:t>：</w:t>
       </w:r>
     </w:p>
     <w:p>
       <w:pPr>
-        <w:spacing w:before="40" w:after="80"/>
-        <w:ind w:left="283"/>
-        <w:shd w:val="clear" w:color="auto" w:fill="EDF6EF"/>
+        <w:ind w:left="170"/>
         <w:pBdr>
-          <w:left w:val="single" w:sz="20" w:space="6" w:color="1E5631"/>
+          <w:left w:val="single" w:sz="18" w:space="4" w:color="1E4620"/>
         </w:pBdr>
+        <w:shd w:val="clear" w:fill="F2F5FA"/>
       </w:pPr>
       <w:r>
         <w:rPr>
-          <w:sz w:val="20"/>
+          <w:b w:val="0"/>
         </w:rPr>
-        <w:t>我们先静坐一分钟。闭上眼睛，感受自己的呼吸，让心慢慢安静下来。（停顿60秒） 今天是《四护卫禅实修》读书会的最后一课。八周前，我们从“四件护身之物”的总论出发，先后走过了：慈心禅修习、佛随念（两讲）、不净观（两讲）、死随念。今天这堂课做两件事：第一件，“综合运用”——《四护卫禅明灯论》里有一张一天的时间表：晨修佛念、昼修慈心、暮修不净、夜修死念；尊者也教我们，上座之前先看看自己此刻的状态：昏沉了怎么换、心里有气怎么换、身体不舒服怎么换，用智慧判断要不要做前行。第二件，“总结实修日”——把八周的东西过一遍，看看每件护身之物怎么放进你自己的日常生活。 好消息是：从今天起，不再有“新知识”了。八周该认识的都认识了，今天只是把已经领到手的东西，一件一件装进衣袋，然后带回家。在这里，我们不总结谁学得好、谁记得多——只是回到那个最初的问题：这条路，我回去之后怎么自己走？今天的环节是：一起读三段原文（一段偈颂、两段开示）、第一轮分享、主题讨论，最后做一次完整的“串联练习”——慈心、佛随念、三十二身分、死随念，最后收摄到入出息念。做完这一次，八周就在这一坐里了。</w:t>
+        <w:t>我们先静坐一分钟。闭上眼睛，感受自己的呼吸，让心慢慢安静下来。（停顿60秒）</w:t>
       </w:r>
     </w:p>
     <w:p>
       <w:pPr>
-        <w:spacing w:before="40" w:after="80"/>
-        <w:ind w:left="283"/>
-        <w:shd w:val="clear" w:color="auto" w:fill="EDF6EF"/>
+        <w:ind w:left="170"/>
         <w:pBdr>
-          <w:left w:val="single" w:sz="20" w:space="6" w:color="1E5631"/>
+          <w:left w:val="single" w:sz="18" w:space="4" w:color="1E4620"/>
         </w:pBdr>
+        <w:shd w:val="clear" w:fill="F2F5FA"/>
       </w:pPr>
       <w:r>
         <w:rPr>
-          <w:sz w:val="20"/>
+          <w:b w:val="0"/>
+        </w:rPr>
+        <w:t>今天是《四护卫禅实修》读书会的最后一课。八周前，我们从“四件护身之物”的总论出发，先后走过了：慈心禅修习、佛随念（两讲）、不净观（两讲）、死随念。今天这堂课做两件事：第一件，“综合运用”——《四护卫禅明灯论》里有一张一天的时间表：晨修佛念、昼修慈心、暮修不净、夜修死念；尊者也教我们，上座之前先看看自己此刻的状态：昏沉了怎么换、心里有气怎么换、身体不舒服怎么换，用智慧判断要不要做前行。第二件，“总结实修日”——把八周的东西过一遍，看看每件护身之物怎么放进你自己的日常生活。</w:t>
+      </w:r>
+    </w:p>
+    <w:p>
+      <w:pPr>
+        <w:ind w:left="170"/>
+        <w:pBdr>
+          <w:left w:val="single" w:sz="18" w:space="4" w:color="1E4620"/>
+        </w:pBdr>
+        <w:shd w:val="clear" w:fill="F2F5FA"/>
+      </w:pPr>
+      <w:r>
+        <w:rPr>
+          <w:b w:val="0"/>
+        </w:rPr>
+        <w:t>好消息是：从今天起，不再有“新知识”了。八周该认识的都认识了，今天只是把已经领到手的东西，一件一件装进衣袋，然后带回家。在这里，我们不总结谁学得好、谁记得多——只是回到那个最初的问题：这条路，我回去之后怎么自己走？今天的环节是：一起读三段原文（一段偈颂、两段开示）、第一轮分享、主题讨论，最后做一次完整的“串联练习”——慈心、佛随念、三十二身分、死随念，最后收摄到入出息念。做完这一次，八周就在这一坐里了。</w:t>
+      </w:r>
+    </w:p>
+    <w:p>
+      <w:pPr>
+        <w:ind w:left="170"/>
+        <w:pBdr>
+          <w:left w:val="single" w:sz="18" w:space="4" w:color="1E4620"/>
+        </w:pBdr>
+        <w:shd w:val="clear" w:fill="F2F5FA"/>
+      </w:pPr>
+      <w:r>
+        <w:rPr>
+          <w:b w:val="0"/>
         </w:rPr>
         <w:t xml:space="preserve">💬 </w:t>
       </w:r>
       <w:r>
         <w:rPr>
           <w:b/>
-          <w:sz w:val="20"/>
         </w:rPr>
         <w:t>破冰｜3–5分钟</w:t>
       </w:r>
       <w:r>
         <w:rPr>
-          <w:sz w:val="20"/>
+          <w:b w:val="0"/>
         </w:rPr>
         <w:t>：这八周里，哪一周你的心变化最大？用一个词说说。</w:t>
       </w:r>
     </w:p>
     <w:p>
       <w:pPr>
-        <w:spacing w:before="40" w:after="80"/>
-        <w:ind w:left="283"/>
-        <w:shd w:val="clear" w:color="auto" w:fill="EDF6EF"/>
+        <w:ind w:left="170"/>
         <w:pBdr>
-          <w:left w:val="single" w:sz="20" w:space="6" w:color="1E5631"/>
+          <w:left w:val="single" w:sz="18" w:space="4" w:color="1E4620"/>
         </w:pBdr>
+        <w:shd w:val="clear" w:fill="F2F5FA"/>
       </w:pPr>
       <w:r>
         <w:rPr>
-          <w:sz w:val="20"/>
+          <w:b w:val="0"/>
         </w:rPr>
         <w:t xml:space="preserve">🛡️ </w:t>
       </w:r>
       <w:r>
         <w:rPr>
           <w:b/>
-          <w:sz w:val="20"/>
         </w:rPr>
         <w:t>心理安全三约定</w:t>
       </w:r>
       <w:r>
         <w:rPr>
-          <w:sz w:val="20"/>
+          <w:b w:val="0"/>
         </w:rPr>
         <w:t xml:space="preserve">（每次开场在心里过一遍）：① </w:t>
       </w:r>
       <w:r>
         <w:rPr>
           <w:b/>
-          <w:sz w:val="20"/>
         </w:rPr>
         <w:t>保密</w:t>
       </w:r>
       <w:r>
         <w:rPr>
-          <w:sz w:val="20"/>
+          <w:b w:val="0"/>
         </w:rPr>
         <w:t xml:space="preserve">——这里说的话不出这间屋子；② </w:t>
       </w:r>
       <w:r>
         <w:rPr>
           <w:b/>
-          <w:sz w:val="20"/>
         </w:rPr>
         <w:t>不评判</w:t>
       </w:r>
       <w:r>
         <w:rPr>
-          <w:sz w:val="20"/>
+          <w:b w:val="0"/>
         </w:rPr>
         <w:t xml:space="preserve">——不评价任何人的分享，也不急着评价自己；③ </w:t>
       </w:r>
       <w:r>
         <w:rPr>
           <w:b/>
-          <w:sz w:val="20"/>
         </w:rPr>
         <w:t>可随时暂停</w:t>
       </w:r>
       <w:r>
         <w:rPr>
-          <w:sz w:val="20"/>
+          <w:b w:val="0"/>
         </w:rPr>
         <w:t>——任何时候觉得不舒服，都可以停下来休息、喝水或离开，不需要解释。</w:t>
       </w:r>
     </w:p>
     <w:p>
-      <w:pPr>
-        <w:spacing w:before="160" w:after="80"/>
-      </w:pPr>
       <w:r>
         <w:rPr>
-          <w:rFonts w:ascii="Microsoft YaHei" w:hAnsi="Microsoft YaHei" w:eastAsia="Microsoft YaHei"/>
           <w:b/>
-          <w:color w:val="1E5631"/>
-          <w:sz w:val="28"/>
+          <w:color w:val="1E4620"/>
+          <w:sz w:val="26"/>
         </w:rPr>
         <w:t>📖 共读原文（25 min）</w:t>
       </w:r>
     </w:p>
     <w:p>
       <w:pPr>
-        <w:spacing w:before="40" w:after="80"/>
-        <w:ind w:left="283"/>
-        <w:shd w:val="clear" w:color="auto" w:fill="EDF6EF"/>
+        <w:ind w:left="170"/>
         <w:pBdr>
-          <w:left w:val="single" w:sz="20" w:space="6" w:color="1E5631"/>
+          <w:left w:val="single" w:sz="18" w:space="4" w:color="1E4620"/>
         </w:pBdr>
+        <w:shd w:val="clear" w:fill="F2F5FA"/>
       </w:pPr>
       <w:r>
         <w:rPr>
-          <w:sz w:val="20"/>
+          <w:b w:val="0"/>
         </w:rPr>
         <w:t xml:space="preserve">🔖 </w:t>
       </w:r>
       <w:r>
         <w:rPr>
           <w:b/>
-          <w:sz w:val="20"/>
         </w:rPr>
         <w:t>【本周朗读段·起】</w:t>
       </w:r>
       <w:r>
         <w:rPr>
-          <w:sz w:val="20"/>
+          <w:b w:val="0"/>
         </w:rPr>
         <w:t>（以下为本讲建议照读的原文，中等稍慢约 25 分钟；其余内容为默读／选读／延伸）</w:t>
       </w:r>
     </w:p>
     <w:p>
-      <w:pPr>
-        <w:spacing w:before="120" w:after="80"/>
-      </w:pPr>
       <w:r>
         <w:rPr>
-          <w:rFonts w:ascii="Microsoft YaHei" w:hAnsi="Microsoft YaHei" w:eastAsia="Microsoft YaHei"/>
           <w:b/>
-          <w:color w:val="1E5631"/>
-          <w:sz w:val="25"/>
+          <w:color w:val="1E4620"/>
+          <w:sz w:val="23"/>
         </w:rPr>
         <w:t>原文材料①：四重防护时序——晨修佛念、昼修慈心、暮修不净、夜修死念（四护卫禅明灯论偈颂选录）</w:t>
       </w:r>
@@ -425,13 +468,12 @@
       <w:r>
         <w:rPr>
           <w:b/>
-          <w:sz w:val="21"/>
         </w:rPr>
         <w:t>★核心段落</w:t>
       </w:r>
       <w:r>
         <w:rPr>
-          <w:sz w:val="21"/>
+          <w:b w:val="0"/>
         </w:rPr>
         <w:t>（必读）</w:t>
       </w:r>
@@ -440,55 +482,48 @@
       <w:r>
         <w:rPr>
           <w:b/>
-          <w:sz w:val="21"/>
         </w:rPr>
         <w:t>一、四重防护机制：一天的四个时段，四件护身之物</w:t>
       </w:r>
     </w:p>
     <w:p>
       <w:pPr>
-        <w:spacing w:before="40" w:after="80"/>
-        <w:ind w:left="283"/>
-        <w:shd w:val="clear" w:color="auto" w:fill="EDF6EF"/>
+        <w:ind w:left="170"/>
         <w:pBdr>
-          <w:left w:val="single" w:sz="20" w:space="6" w:color="1E5631"/>
+          <w:left w:val="single" w:sz="18" w:space="4" w:color="1E4620"/>
         </w:pBdr>
+        <w:shd w:val="clear" w:fill="F2F5FA"/>
       </w:pPr>
       <w:r>
         <w:rPr>
-          <w:sz w:val="20"/>
+          <w:b w:val="0"/>
         </w:rPr>
         <w:t>四重防护机制（原PDF以流程图呈现）：</w:t>
       </w:r>
     </w:p>
     <w:p>
       <w:pPr>
-        <w:spacing w:before="40" w:after="80"/>
-        <w:ind w:left="283"/>
-        <w:shd w:val="clear" w:color="auto" w:fill="EDF6EF"/>
-        <w:pBdr>
-          <w:left w:val="single" w:sz="20" w:space="6" w:color="1E5631"/>
-        </w:pBdr>
+        <w:jc w:val="center"/>
       </w:pPr>
       <w:r>
         <w:rPr>
-          <w:sz w:val="20"/>
+          <w:color w:val="888888"/>
+          <w:sz w:val="18"/>
         </w:rPr>
-        <w:t>```mermaid graph TB 晨修佛念--&gt;昼修慈心--&gt;暮修不净--&gt;夜修死念 ```</w:t>
+        <w:t>［流程图］晨修佛念→昼修慈心→暮修不净→夜修死念</w:t>
       </w:r>
     </w:p>
     <w:p>
       <w:pPr>
-        <w:spacing w:before="40" w:after="80"/>
-        <w:ind w:left="283"/>
-        <w:shd w:val="clear" w:color="auto" w:fill="EDF6EF"/>
+        <w:ind w:left="170"/>
         <w:pBdr>
-          <w:left w:val="single" w:sz="20" w:space="6" w:color="1E5631"/>
+          <w:left w:val="single" w:sz="18" w:space="4" w:color="1E4620"/>
         </w:pBdr>
+        <w:shd w:val="clear" w:fill="F2F5FA"/>
       </w:pPr>
       <w:r>
         <w:rPr>
-          <w:sz w:val="20"/>
+          <w:b w:val="0"/>
         </w:rPr>
         <w:t>（整理注记：清晨修佛随念，日间修慈心，傍晚修不净，夜晚修死随念——这是《四护卫禅明灯论》给出的"一日四重防护"修习时序；"暮"指傍晚。）</w:t>
       </w:r>
@@ -497,23 +532,21 @@
       <w:r>
         <w:rPr>
           <w:b/>
-          <w:sz w:val="21"/>
         </w:rPr>
         <w:t>二、修习体系：四护卫禅各对治一种烦恼（附经典依据）</w:t>
       </w:r>
     </w:p>
     <w:p>
       <w:pPr>
-        <w:spacing w:before="40" w:after="80"/>
-        <w:ind w:left="283"/>
-        <w:shd w:val="clear" w:color="auto" w:fill="EDF6EF"/>
+        <w:ind w:left="170"/>
         <w:pBdr>
-          <w:left w:val="single" w:sz="20" w:space="6" w:color="1E5631"/>
+          <w:left w:val="single" w:sz="18" w:space="4" w:color="1E4620"/>
         </w:pBdr>
+        <w:shd w:val="clear" w:fill="F2F5FA"/>
       </w:pPr>
       <w:r>
         <w:rPr>
-          <w:sz w:val="20"/>
+          <w:b w:val="0"/>
         </w:rPr>
         <w:t>修习体系（原PDF为表格，提取符号有乱码，下表按可辨认文字整理照录）：</w:t>
       </w:r>
@@ -522,7 +555,6 @@
       <w:tblPr>
         <w:tblStyle w:val="TableGrid"/>
         <w:tblW w:type="auto" w:w="0"/>
-        <w:jc w:val="center"/>
         <w:tblLook w:firstColumn="1" w:firstRow="1" w:lastColumn="0" w:lastRow="0" w:noHBand="0" w:noVBand="1" w:val="04A0"/>
       </w:tblPr>
       <w:tblGrid>
@@ -534,17 +566,20 @@
         <w:tc>
           <w:tcPr>
             <w:tcW w:type="dxa" w:w="3213"/>
-            <w:shd w:val="clear" w:color="auto" w:fill="1E5631"/>
+            <w:shd w:val="clear" w:fill="1E4620"/>
           </w:tcPr>
           <w:p>
-            <w:pPr>
-              <w:spacing w:after="20"/>
-            </w:pPr>
             <w:r>
               <w:rPr>
-                <w:b/>
                 <w:color w:val="FFFFFF"/>
-                <w:sz w:val="19"/>
+                <w:sz w:val="18"/>
+              </w:rPr>
+            </w:r>
+            <w:r>
+              <w:rPr>
+                <w:b w:val="0"/>
+                <w:color w:val="FFFFFF"/>
+                <w:sz w:val="18"/>
               </w:rPr>
               <w:t>护卫禅</w:t>
             </w:r>
@@ -553,17 +588,20 @@
         <w:tc>
           <w:tcPr>
             <w:tcW w:type="dxa" w:w="3213"/>
-            <w:shd w:val="clear" w:color="auto" w:fill="1E5631"/>
+            <w:shd w:val="clear" w:fill="1E4620"/>
           </w:tcPr>
           <w:p>
-            <w:pPr>
-              <w:spacing w:after="20"/>
-            </w:pPr>
             <w:r>
               <w:rPr>
-                <w:b/>
                 <w:color w:val="FFFFFF"/>
-                <w:sz w:val="19"/>
+                <w:sz w:val="18"/>
+              </w:rPr>
+            </w:r>
+            <w:r>
+              <w:rPr>
+                <w:b w:val="0"/>
+                <w:color w:val="FFFFFF"/>
+                <w:sz w:val="18"/>
               </w:rPr>
               <w:t>对治烦恼</w:t>
             </w:r>
@@ -572,17 +610,20 @@
         <w:tc>
           <w:tcPr>
             <w:tcW w:type="dxa" w:w="3213"/>
-            <w:shd w:val="clear" w:color="auto" w:fill="1E5631"/>
+            <w:shd w:val="clear" w:fill="1E4620"/>
           </w:tcPr>
           <w:p>
-            <w:pPr>
-              <w:spacing w:after="20"/>
-            </w:pPr>
             <w:r>
               <w:rPr>
-                <w:b/>
                 <w:color w:val="FFFFFF"/>
-                <w:sz w:val="19"/>
+                <w:sz w:val="18"/>
+              </w:rPr>
+            </w:r>
+            <w:r>
+              <w:rPr>
+                <w:b w:val="0"/>
+                <w:color w:val="FFFFFF"/>
+                <w:sz w:val="18"/>
               </w:rPr>
               <w:t>经典依据</w:t>
             </w:r>
@@ -595,12 +636,15 @@
             <w:tcW w:type="dxa" w:w="3213"/>
           </w:tcPr>
           <w:p>
-            <w:pPr>
-              <w:spacing w:after="20"/>
-            </w:pPr>
             <w:r>
               <w:rPr>
-                <w:sz w:val="19"/>
+                <w:sz w:val="18"/>
+              </w:rPr>
+            </w:r>
+            <w:r>
+              <w:rPr>
+                <w:b w:val="0"/>
+                <w:sz w:val="18"/>
               </w:rPr>
               <w:t>佛随念</w:t>
             </w:r>
@@ -611,12 +655,15 @@
             <w:tcW w:type="dxa" w:w="3213"/>
           </w:tcPr>
           <w:p>
-            <w:pPr>
-              <w:spacing w:after="20"/>
-            </w:pPr>
             <w:r>
               <w:rPr>
-                <w:sz w:val="19"/>
+                <w:sz w:val="18"/>
+              </w:rPr>
+            </w:r>
+            <w:r>
+              <w:rPr>
+                <w:b w:val="0"/>
+                <w:sz w:val="18"/>
               </w:rPr>
               <w:t>疑与怯弱</w:t>
             </w:r>
@@ -627,12 +674,15 @@
             <w:tcW w:type="dxa" w:w="3213"/>
           </w:tcPr>
           <w:p>
-            <w:pPr>
-              <w:spacing w:after="20"/>
-            </w:pPr>
             <w:r>
               <w:rPr>
-                <w:sz w:val="19"/>
+                <w:sz w:val="18"/>
+              </w:rPr>
+            </w:r>
+            <w:r>
+              <w:rPr>
+                <w:b w:val="0"/>
+                <w:sz w:val="18"/>
               </w:rPr>
               <w:t>《增支部》VI.10</w:t>
             </w:r>
@@ -643,15 +693,18 @@
         <w:tc>
           <w:tcPr>
             <w:tcW w:type="dxa" w:w="3213"/>
-            <w:shd w:val="clear" w:color="auto" w:fill="F2F2F2"/>
+            <w:shd w:val="clear" w:fill="F2F5FA"/>
           </w:tcPr>
           <w:p>
-            <w:pPr>
-              <w:spacing w:after="20"/>
-            </w:pPr>
             <w:r>
               <w:rPr>
-                <w:sz w:val="19"/>
+                <w:sz w:val="18"/>
+              </w:rPr>
+            </w:r>
+            <w:r>
+              <w:rPr>
+                <w:b w:val="0"/>
+                <w:sz w:val="18"/>
               </w:rPr>
               <w:t>慈心观</w:t>
             </w:r>
@@ -660,15 +713,18 @@
         <w:tc>
           <w:tcPr>
             <w:tcW w:type="dxa" w:w="3213"/>
-            <w:shd w:val="clear" w:color="auto" w:fill="F2F2F2"/>
+            <w:shd w:val="clear" w:fill="F2F5FA"/>
           </w:tcPr>
           <w:p>
-            <w:pPr>
-              <w:spacing w:after="20"/>
-            </w:pPr>
             <w:r>
               <w:rPr>
-                <w:sz w:val="19"/>
+                <w:sz w:val="18"/>
+              </w:rPr>
+            </w:r>
+            <w:r>
+              <w:rPr>
+                <w:b w:val="0"/>
+                <w:sz w:val="18"/>
               </w:rPr>
               <w:t>嗔恨</w:t>
             </w:r>
@@ -677,15 +733,18 @@
         <w:tc>
           <w:tcPr>
             <w:tcW w:type="dxa" w:w="3213"/>
-            <w:shd w:val="clear" w:color="auto" w:fill="F2F2F2"/>
+            <w:shd w:val="clear" w:fill="F2F5FA"/>
           </w:tcPr>
           <w:p>
-            <w:pPr>
-              <w:spacing w:after="20"/>
-            </w:pPr>
             <w:r>
               <w:rPr>
-                <w:sz w:val="19"/>
+                <w:sz w:val="18"/>
+              </w:rPr>
+            </w:r>
+            <w:r>
+              <w:rPr>
+                <w:b w:val="0"/>
+                <w:sz w:val="18"/>
               </w:rPr>
               <w:t>《慈经》</w:t>
             </w:r>
@@ -698,12 +757,15 @@
             <w:tcW w:type="dxa" w:w="3213"/>
           </w:tcPr>
           <w:p>
-            <w:pPr>
-              <w:spacing w:after="20"/>
-            </w:pPr>
             <w:r>
               <w:rPr>
-                <w:sz w:val="19"/>
+                <w:sz w:val="18"/>
+              </w:rPr>
+            </w:r>
+            <w:r>
+              <w:rPr>
+                <w:b w:val="0"/>
+                <w:sz w:val="18"/>
               </w:rPr>
               <w:t>不净观</w:t>
             </w:r>
@@ -714,12 +776,15 @@
             <w:tcW w:type="dxa" w:w="3213"/>
           </w:tcPr>
           <w:p>
-            <w:pPr>
-              <w:spacing w:after="20"/>
-            </w:pPr>
             <w:r>
               <w:rPr>
-                <w:sz w:val="19"/>
+                <w:sz w:val="18"/>
+              </w:rPr>
+            </w:r>
+            <w:r>
+              <w:rPr>
+                <w:b w:val="0"/>
+                <w:sz w:val="18"/>
               </w:rPr>
               <w:t>贪欲</w:t>
             </w:r>
@@ -730,12 +795,15 @@
             <w:tcW w:type="dxa" w:w="3213"/>
           </w:tcPr>
           <w:p>
-            <w:pPr>
-              <w:spacing w:after="20"/>
-            </w:pPr>
             <w:r>
               <w:rPr>
-                <w:sz w:val="19"/>
+                <w:sz w:val="18"/>
+              </w:rPr>
+            </w:r>
+            <w:r>
+              <w:rPr>
+                <w:b w:val="0"/>
+                <w:sz w:val="18"/>
               </w:rPr>
               <w:t>《大念处经》</w:t>
             </w:r>
@@ -746,15 +814,18 @@
         <w:tc>
           <w:tcPr>
             <w:tcW w:type="dxa" w:w="3213"/>
-            <w:shd w:val="clear" w:color="auto" w:fill="F2F2F2"/>
+            <w:shd w:val="clear" w:fill="F2F5FA"/>
           </w:tcPr>
           <w:p>
-            <w:pPr>
-              <w:spacing w:after="20"/>
-            </w:pPr>
             <w:r>
               <w:rPr>
-                <w:sz w:val="19"/>
+                <w:sz w:val="18"/>
+              </w:rPr>
+            </w:r>
+            <w:r>
+              <w:rPr>
+                <w:b w:val="0"/>
+                <w:sz w:val="18"/>
               </w:rPr>
               <w:t>死随念</w:t>
             </w:r>
@@ -763,15 +834,18 @@
         <w:tc>
           <w:tcPr>
             <w:tcW w:type="dxa" w:w="3213"/>
-            <w:shd w:val="clear" w:color="auto" w:fill="F2F2F2"/>
+            <w:shd w:val="clear" w:fill="F2F5FA"/>
           </w:tcPr>
           <w:p>
-            <w:pPr>
-              <w:spacing w:after="20"/>
-            </w:pPr>
             <w:r>
               <w:rPr>
-                <w:sz w:val="19"/>
+                <w:sz w:val="18"/>
+              </w:rPr>
+            </w:r>
+            <w:r>
+              <w:rPr>
+                <w:b w:val="0"/>
+                <w:sz w:val="18"/>
               </w:rPr>
               <w:t>放逸</w:t>
             </w:r>
@@ -780,15 +854,18 @@
         <w:tc>
           <w:tcPr>
             <w:tcW w:type="dxa" w:w="3213"/>
-            <w:shd w:val="clear" w:color="auto" w:fill="F2F2F2"/>
+            <w:shd w:val="clear" w:fill="F2F5FA"/>
           </w:tcPr>
           <w:p>
-            <w:pPr>
-              <w:spacing w:after="20"/>
-            </w:pPr>
             <w:r>
               <w:rPr>
-                <w:sz w:val="19"/>
+                <w:sz w:val="18"/>
+              </w:rPr>
+            </w:r>
+            <w:r>
+              <w:rPr>
+                <w:b w:val="0"/>
+                <w:sz w:val="18"/>
               </w:rPr>
               <w:t>《相应部》V.57</w:t>
             </w:r>
@@ -800,39 +877,36 @@
       <w:r>
         <w:rPr>
           <w:b/>
-          <w:sz w:val="21"/>
         </w:rPr>
         <w:t>三、礼敬与誓言（第3、4偈）：宣说四护卫，"不放逸中四守护"</w:t>
       </w:r>
     </w:p>
     <w:p>
       <w:pPr>
-        <w:spacing w:before="40" w:after="80"/>
-        <w:ind w:left="283"/>
-        <w:shd w:val="clear" w:color="auto" w:fill="EDF6EF"/>
+        <w:ind w:left="170"/>
         <w:pBdr>
-          <w:left w:val="single" w:sz="20" w:space="6" w:color="1E5631"/>
+          <w:left w:val="single" w:sz="18" w:space="4" w:color="1E4620"/>
         </w:pBdr>
+        <w:shd w:val="clear" w:fill="F2F5FA"/>
       </w:pPr>
       <w:r>
         <w:rPr>
-          <w:sz w:val="20"/>
+          <w:b w:val="0"/>
         </w:rPr>
         <w:t>3. 我将宣说四护卫，依照佛陀的教导；此乃勤勉者所得，当为惧轮回者听闻。</w:t>
       </w:r>
     </w:p>
     <w:p>
       <w:pPr>
-        <w:spacing w:before="40" w:after="80"/>
-        <w:ind w:left="283"/>
-        <w:shd w:val="clear" w:color="auto" w:fill="EDF6EF"/>
+        <w:ind w:left="170"/>
         <w:pBdr>
-          <w:left w:val="single" w:sz="20" w:space="6" w:color="1E5631"/>
+          <w:left w:val="single" w:sz="18" w:space="4" w:color="1E4620"/>
         </w:pBdr>
+        <w:shd w:val="clear" w:fill="F2F5FA"/>
       </w:pPr>
       <w:r>
         <w:rPr>
-          <w:sz w:val="20"/>
+          <w:b w:val="0"/>
         </w:rPr>
         <w:t>4. 佛念死念慈心修，不放逸中四守护；此四为智者所赞，能令众生得安稳。</w:t>
       </w:r>
@@ -841,39 +915,36 @@
       <w:r>
         <w:rPr>
           <w:b/>
-          <w:sz w:val="21"/>
         </w:rPr>
         <w:t>四、四种防护，无人能污染其心（不放逸杂品第64、65偈）</w:t>
       </w:r>
     </w:p>
     <w:p>
       <w:pPr>
-        <w:spacing w:before="40" w:after="80"/>
-        <w:ind w:left="283"/>
-        <w:shd w:val="clear" w:color="auto" w:fill="EDF6EF"/>
+        <w:ind w:left="170"/>
         <w:pBdr>
-          <w:left w:val="single" w:sz="20" w:space="6" w:color="1E5631"/>
+          <w:left w:val="single" w:sz="18" w:space="4" w:color="1E4620"/>
         </w:pBdr>
+        <w:shd w:val="clear" w:fill="F2F5FA"/>
       </w:pPr>
       <w:r>
         <w:rPr>
-          <w:sz w:val="20"/>
+          <w:b w:val="0"/>
         </w:rPr>
         <w:t>64. 以佛所教信心为基，观不净以对治贪欲；以念死对治骄慢，以慈心制止嗔恚。</w:t>
       </w:r>
     </w:p>
     <w:p>
       <w:pPr>
-        <w:spacing w:before="40" w:after="80"/>
-        <w:ind w:left="283"/>
-        <w:shd w:val="clear" w:color="auto" w:fill="EDF6EF"/>
+        <w:ind w:left="170"/>
         <w:pBdr>
-          <w:left w:val="single" w:sz="20" w:space="6" w:color="1E5631"/>
+          <w:left w:val="single" w:sz="18" w:space="4" w:color="1E4620"/>
         </w:pBdr>
+        <w:shd w:val="clear" w:fill="F2F5FA"/>
       </w:pPr>
       <w:r>
         <w:rPr>
-          <w:sz w:val="20"/>
+          <w:b w:val="0"/>
         </w:rPr>
         <w:t>65. 以此四种防护，智者应系缚自心；依此修行防护，无人能污染其心。</w:t>
       </w:r>
@@ -882,13 +953,12 @@
       <w:r>
         <w:rPr>
           <w:b/>
-          <w:sz w:val="21"/>
         </w:rPr>
         <w:t>◈扩展段落</w:t>
       </w:r>
       <w:r>
         <w:rPr>
-          <w:sz w:val="21"/>
+          <w:b w:val="0"/>
         </w:rPr>
         <w:t>（可选）</w:t>
       </w:r>
@@ -897,39 +967,36 @@
       <w:r>
         <w:rPr>
           <w:b/>
-          <w:sz w:val="21"/>
         </w:rPr>
         <w:t>五、以死亡之思摧毁我慢（礼敬与誓言第1偈；不放逸杂品第97偈）</w:t>
       </w:r>
     </w:p>
     <w:p>
       <w:pPr>
-        <w:spacing w:before="40" w:after="80"/>
-        <w:ind w:left="283"/>
-        <w:shd w:val="clear" w:color="auto" w:fill="EDF6EF"/>
+        <w:ind w:left="170"/>
         <w:pBdr>
-          <w:left w:val="single" w:sz="20" w:space="6" w:color="1E5631"/>
+          <w:left w:val="single" w:sz="18" w:space="4" w:color="1E4620"/>
         </w:pBdr>
+        <w:shd w:val="clear" w:fill="F2F5FA"/>
       </w:pPr>
       <w:r>
         <w:rPr>
-          <w:sz w:val="20"/>
+          <w:b w:val="0"/>
         </w:rPr>
         <w:t>1. 以信心为佛陀所点燃，以死亡之思摧毁我慢；以不净观断除贪欲，以慈悲智慧灭嗔恚。</w:t>
       </w:r>
     </w:p>
     <w:p>
       <w:pPr>
-        <w:spacing w:before="40" w:after="80"/>
-        <w:ind w:left="283"/>
-        <w:shd w:val="clear" w:color="auto" w:fill="EDF6EF"/>
+        <w:ind w:left="170"/>
         <w:pBdr>
-          <w:left w:val="single" w:sz="20" w:space="6" w:color="1E5631"/>
+          <w:left w:val="single" w:sz="18" w:space="4" w:color="1E4620"/>
         </w:pBdr>
+        <w:shd w:val="clear" w:fill="F2F5FA"/>
       </w:pPr>
       <w:r>
         <w:rPr>
-          <w:sz w:val="20"/>
+          <w:b w:val="0"/>
         </w:rPr>
         <w:t>97. 因他德生慢，我慢心即起；常念死亡想，摧伏慢幢旗。</w:t>
       </w:r>
@@ -938,165 +1005,151 @@
       <w:r>
         <w:rPr>
           <w:b/>
-          <w:sz w:val="21"/>
         </w:rPr>
         <w:t>六、《念死经》选偈：死亡必然、唯善业为依怙、今日即应精勤</w:t>
       </w:r>
     </w:p>
     <w:p>
       <w:pPr>
-        <w:spacing w:before="40" w:after="80"/>
-        <w:ind w:left="283"/>
-        <w:shd w:val="clear" w:color="auto" w:fill="EDF6EF"/>
+        <w:ind w:left="170"/>
         <w:pBdr>
-          <w:left w:val="single" w:sz="20" w:space="6" w:color="1E5631"/>
+          <w:left w:val="single" w:sz="18" w:space="4" w:color="1E4620"/>
         </w:pBdr>
+        <w:shd w:val="clear" w:fill="F2F5FA"/>
       </w:pPr>
       <w:r>
         <w:rPr>
-          <w:sz w:val="20"/>
+          <w:b w:val="0"/>
         </w:rPr>
         <w:t>3. 生者必有死，无有逃脱处；老病相随至，众生法如是。</w:t>
       </w:r>
     </w:p>
     <w:p>
       <w:pPr>
-        <w:spacing w:before="40" w:after="80"/>
-        <w:ind w:left="283"/>
-        <w:shd w:val="clear" w:color="auto" w:fill="EDF6EF"/>
+        <w:ind w:left="170"/>
         <w:pBdr>
-          <w:left w:val="single" w:sz="20" w:space="6" w:color="1E5631"/>
+          <w:left w:val="single" w:sz="18" w:space="4" w:color="1E4620"/>
         </w:pBdr>
+        <w:shd w:val="clear" w:fill="F2F5FA"/>
       </w:pPr>
       <w:r>
         <w:rPr>
-          <w:sz w:val="20"/>
+          <w:b w:val="0"/>
         </w:rPr>
         <w:t>6. 无论年少或年长，愚者智者皆一样；一切众生皆归死，死亡终点无可挡。</w:t>
       </w:r>
     </w:p>
     <w:p>
       <w:pPr>
-        <w:spacing w:before="40" w:after="80"/>
-        <w:ind w:left="283"/>
-        <w:shd w:val="clear" w:color="auto" w:fill="EDF6EF"/>
+        <w:ind w:left="170"/>
         <w:pBdr>
-          <w:left w:val="single" w:sz="20" w:space="6" w:color="1E5631"/>
+          <w:left w:val="single" w:sz="18" w:space="4" w:color="1E4620"/>
         </w:pBdr>
+        <w:shd w:val="clear" w:fill="F2F5FA"/>
       </w:pPr>
       <w:r>
         <w:rPr>
-          <w:sz w:val="20"/>
+          <w:b w:val="0"/>
         </w:rPr>
         <w:t>19. 有人傍晚尚健在，清晨已逝众人见；有人清晨犹谈笑，傍晚已亡众目观。</w:t>
       </w:r>
     </w:p>
     <w:p>
       <w:pPr>
-        <w:spacing w:before="40" w:after="80"/>
-        <w:ind w:left="283"/>
-        <w:shd w:val="clear" w:color="auto" w:fill="EDF6EF"/>
+        <w:ind w:left="170"/>
         <w:pBdr>
-          <w:left w:val="single" w:sz="20" w:space="6" w:color="1E5631"/>
+          <w:left w:val="single" w:sz="18" w:space="4" w:color="1E4620"/>
         </w:pBdr>
+        <w:shd w:val="clear" w:fill="F2F5FA"/>
       </w:pPr>
       <w:r>
         <w:rPr>
-          <w:sz w:val="20"/>
+          <w:b w:val="0"/>
         </w:rPr>
         <w:t>20. 今日即应精勤修，谁知明日死与否？面对死神大军至，无人能与之争辩。[《本生经》所言]</w:t>
       </w:r>
     </w:p>
     <w:p>
       <w:pPr>
-        <w:spacing w:before="40" w:after="80"/>
-        <w:ind w:left="283"/>
-        <w:shd w:val="clear" w:color="auto" w:fill="EDF6EF"/>
+        <w:ind w:left="170"/>
         <w:pBdr>
-          <w:left w:val="single" w:sz="20" w:space="6" w:color="1E5631"/>
+          <w:left w:val="single" w:sz="18" w:space="4" w:color="1E4620"/>
         </w:pBdr>
+        <w:shd w:val="clear" w:fill="F2F5FA"/>
       </w:pPr>
       <w:r>
         <w:rPr>
-          <w:sz w:val="20"/>
+          <w:b w:val="0"/>
         </w:rPr>
         <w:t>28. 与我同龄或幼长，皆已死于彼箭下；我亦终将如此逝，唯善业为真依怙。</w:t>
       </w:r>
     </w:p>
     <w:p>
       <w:pPr>
-        <w:spacing w:before="40" w:after="80"/>
-        <w:ind w:left="283"/>
-        <w:shd w:val="clear" w:color="auto" w:fill="EDF6EF"/>
+        <w:ind w:left="170"/>
         <w:pBdr>
-          <w:left w:val="single" w:sz="20" w:space="6" w:color="1E5631"/>
+          <w:left w:val="single" w:sz="18" w:space="4" w:color="1E4620"/>
         </w:pBdr>
+        <w:shd w:val="clear" w:fill="F2F5FA"/>
       </w:pPr>
       <w:r>
         <w:rPr>
-          <w:sz w:val="20"/>
+          <w:b w:val="0"/>
         </w:rPr>
         <w:t>41. 常念死亡警觉者，明察秋毫不放逸；临命终时不迷惑，亦无忧悲苦恼生。</w:t>
       </w:r>
     </w:p>
     <w:p>
       <w:pPr>
-        <w:spacing w:before="40" w:after="80"/>
-        <w:ind w:left="283"/>
-        <w:shd w:val="clear" w:color="auto" w:fill="EDF6EF"/>
+        <w:ind w:left="170"/>
         <w:pBdr>
-          <w:left w:val="single" w:sz="20" w:space="6" w:color="1E5631"/>
+          <w:left w:val="single" w:sz="18" w:space="4" w:color="1E4620"/>
         </w:pBdr>
+        <w:shd w:val="clear" w:fill="F2F5FA"/>
       </w:pPr>
       <w:r>
         <w:rPr>
-          <w:sz w:val="20"/>
+          <w:b w:val="0"/>
         </w:rPr>
         <w:t>62. 死神大军已包围，我今直面死亡威；迟延不得当精进，反复观察莫放逸。</w:t>
       </w:r>
     </w:p>
     <w:p>
       <w:pPr>
-        <w:spacing w:before="40" w:after="80"/>
-        <w:ind w:left="283"/>
-        <w:shd w:val="clear" w:color="auto" w:fill="EDF6EF"/>
+        <w:ind w:left="170"/>
         <w:pBdr>
-          <w:left w:val="single" w:sz="20" w:space="6" w:color="1E5631"/>
+          <w:left w:val="single" w:sz="18" w:space="4" w:color="1E4620"/>
         </w:pBdr>
+        <w:shd w:val="clear" w:fill="F2F5FA"/>
       </w:pPr>
       <w:r>
         <w:rPr>
-          <w:sz w:val="20"/>
+          <w:b w:val="0"/>
         </w:rPr>
         <w:t>76. 临终见善相，业报皆显现；安乐而命终，善业得欣慰。</w:t>
       </w:r>
     </w:p>
     <w:p>
       <w:pPr>
-        <w:spacing w:before="40" w:after="80"/>
-        <w:ind w:left="283"/>
-        <w:shd w:val="clear" w:color="auto" w:fill="EDF6EF"/>
+        <w:ind w:left="170"/>
         <w:pBdr>
-          <w:left w:val="single" w:sz="20" w:space="6" w:color="1E5631"/>
+          <w:left w:val="single" w:sz="18" w:space="4" w:color="1E4620"/>
         </w:pBdr>
+        <w:shd w:val="clear" w:fill="F2F5FA"/>
       </w:pPr>
       <w:r>
         <w:rPr>
-          <w:sz w:val="20"/>
+          <w:b w:val="0"/>
         </w:rPr>
         <w:t>77. 布施生善果，纵遇大怖畏；速得生善趣，应及早修持。</w:t>
       </w:r>
     </w:p>
     <w:p>
-      <w:pPr>
-        <w:spacing w:before="120" w:after="80"/>
-      </w:pPr>
       <w:r>
         <w:rPr>
-          <w:rFonts w:ascii="Microsoft YaHei" w:hAnsi="Microsoft YaHei" w:eastAsia="Microsoft YaHei"/>
           <w:b/>
-          <w:color w:val="1E5631"/>
-          <w:sz w:val="25"/>
+          <w:color w:val="1E4620"/>
+          <w:sz w:val="23"/>
         </w:rPr>
         <w:t>原文材料②：业处分类总览与灵活选用——一切处业处与根本业处、依状态选前行、上座前观察自己</w:t>
       </w:r>
@@ -1105,13 +1158,12 @@
       <w:r>
         <w:rPr>
           <w:b/>
-          <w:sz w:val="21"/>
         </w:rPr>
         <w:t>★核心段落</w:t>
       </w:r>
       <w:r>
         <w:rPr>
-          <w:sz w:val="21"/>
+          <w:b w:val="0"/>
         </w:rPr>
         <w:t>（必读）</w:t>
       </w:r>
@@ -1120,55 +1172,51 @@
       <w:r>
         <w:rPr>
           <w:b/>
-          <w:sz w:val="21"/>
         </w:rPr>
         <w:t>一、业处分类总览：一切处业处与根本业处</w:t>
       </w:r>
     </w:p>
     <w:p>
       <w:pPr>
-        <w:spacing w:before="40" w:after="80"/>
-        <w:ind w:left="283"/>
-        <w:shd w:val="clear" w:color="auto" w:fill="EDF6EF"/>
+        <w:ind w:left="170"/>
         <w:pBdr>
-          <w:left w:val="single" w:sz="20" w:space="6" w:color="1E5631"/>
+          <w:left w:val="single" w:sz="18" w:space="4" w:color="1E4620"/>
         </w:pBdr>
+        <w:shd w:val="clear" w:fill="F2F5FA"/>
       </w:pPr>
       <w:r>
         <w:rPr>
-          <w:sz w:val="20"/>
+          <w:b w:val="0"/>
         </w:rPr>
         <w:t>[00:00:08] （禅修营第十天，）从二号开始禅修（营）已经过去了十天了。每天，都会引导一个禅修业处，内容也蛮多了，很多人可能都忘了。这个今天，我们就不加新的业处了，大家复习。</w:t>
       </w:r>
     </w:p>
     <w:p>
       <w:pPr>
-        <w:spacing w:before="40" w:after="80"/>
-        <w:ind w:left="283"/>
-        <w:shd w:val="clear" w:color="auto" w:fill="EDF6EF"/>
+        <w:ind w:left="170"/>
         <w:pBdr>
-          <w:left w:val="single" w:sz="20" w:space="6" w:color="1E5631"/>
+          <w:left w:val="single" w:sz="18" w:space="4" w:color="1E4620"/>
         </w:pBdr>
+        <w:shd w:val="clear" w:fill="F2F5FA"/>
       </w:pPr>
       <w:r>
         <w:rPr>
-          <w:sz w:val="20"/>
+          <w:b w:val="0"/>
         </w:rPr>
         <w:t>[00:00:38] 我们禅修过程中——在佛陀教导里面分为叫一切处业处和根本业处。根本业处，就是你培养定力（的）主要的业处。比如有些人呢是修入出息念，有些人呢修慈心禅，有些人呢修白骨（观），有些人呢修四大差别等等，都有——这些呢都是比较普遍的（培养定力）的一些业处。当然也有些人修遍处。我们说你透由这个业处来培养定力，也就是你大部分时间是以这个业处作为禅修的内容。</w:t>
       </w:r>
     </w:p>
     <w:p>
       <w:pPr>
-        <w:spacing w:before="40" w:after="80"/>
-        <w:ind w:left="283"/>
-        <w:shd w:val="clear" w:color="auto" w:fill="EDF6EF"/>
+        <w:ind w:left="170"/>
         <w:pBdr>
-          <w:left w:val="single" w:sz="20" w:space="6" w:color="1E5631"/>
+          <w:left w:val="single" w:sz="18" w:space="4" w:color="1E4620"/>
         </w:pBdr>
+        <w:shd w:val="clear" w:fill="F2F5FA"/>
       </w:pPr>
       <w:r>
         <w:rPr>
-          <w:sz w:val="20"/>
+          <w:b w:val="0"/>
         </w:rPr>
         <w:t>[00:01:21] 那一切处业处，又被称为叫做护卫禅，或者呢就是作为我们禅修的一些前行。那（佛陀称为）护卫禅的，是佛随念、慈心禅、不净随念、死随念。这四种护卫禅，都有交（授）过大家。</w:t>
       </w:r>
@@ -1177,55 +1225,51 @@
       <w:r>
         <w:rPr>
           <w:b/>
-          <w:sz w:val="21"/>
         </w:rPr>
         <w:t>二、四种护卫禅，各治一种"病"：什么状态修什么</w:t>
       </w:r>
     </w:p>
     <w:p>
       <w:pPr>
-        <w:spacing w:before="40" w:after="80"/>
-        <w:ind w:left="283"/>
-        <w:shd w:val="clear" w:color="auto" w:fill="EDF6EF"/>
+        <w:ind w:left="170"/>
         <w:pBdr>
-          <w:left w:val="single" w:sz="20" w:space="6" w:color="1E5631"/>
+          <w:left w:val="single" w:sz="18" w:space="4" w:color="1E4620"/>
         </w:pBdr>
+        <w:shd w:val="clear" w:fill="F2F5FA"/>
       </w:pPr>
       <w:r>
         <w:rPr>
-          <w:sz w:val="20"/>
+          <w:b w:val="0"/>
         </w:rPr>
         <w:t>[00:07:42] 那佛随念的修法，就是当你心无力，当你有很多恐惧，晚上怕黑暗，这个信心不足，那这个时候（就）修佛随念。那么你已经调过来了，就不一定一直修了。当然，有些人作为（平常的）护卫也是蛮好的。</w:t>
       </w:r>
     </w:p>
     <w:p>
       <w:pPr>
-        <w:spacing w:before="40" w:after="80"/>
-        <w:ind w:left="283"/>
-        <w:shd w:val="clear" w:color="auto" w:fill="EDF6EF"/>
+        <w:ind w:left="170"/>
         <w:pBdr>
-          <w:left w:val="single" w:sz="20" w:space="6" w:color="1E5631"/>
+          <w:left w:val="single" w:sz="18" w:space="4" w:color="1E4620"/>
         </w:pBdr>
+        <w:shd w:val="clear" w:fill="F2F5FA"/>
       </w:pPr>
       <w:r>
         <w:rPr>
-          <w:sz w:val="20"/>
+          <w:b w:val="0"/>
         </w:rPr>
         <w:t>[00:07:54] 那慈心禅，它主要是对治嗔心。因为嗔心，所以我们就会跟人家结怨；因为跟人家结怨，你就会有危难——这个危难都是因为这个敌人与伤害。</w:t>
       </w:r>
     </w:p>
     <w:p>
       <w:pPr>
-        <w:spacing w:before="40" w:after="80"/>
-        <w:ind w:left="283"/>
-        <w:shd w:val="clear" w:color="auto" w:fill="EDF6EF"/>
+        <w:ind w:left="170"/>
         <w:pBdr>
-          <w:left w:val="single" w:sz="20" w:space="6" w:color="1E5631"/>
+          <w:left w:val="single" w:sz="18" w:space="4" w:color="1E4620"/>
         </w:pBdr>
+        <w:shd w:val="clear" w:fill="F2F5FA"/>
       </w:pPr>
       <w:r>
         <w:rPr>
-          <w:sz w:val="20"/>
+          <w:b w:val="0"/>
         </w:rPr>
         <w:t>[00:10:14] 那这个修不净，就是对（治）对自己对他人的（贪爱）：对自己身体、器官的贪爱，对外在的美色，这样的贪爱让你绕在里面出不来了，就修一下不净。那如果我们是这个心呢想放逸、不想修行，给自己各种理由，那就（要）修死随念，激发我们的悚惧。所以这个四护卫禅，从它的护卫的本意上来讲，是这样来安排的。</w:t>
       </w:r>
@@ -1234,87 +1278,81 @@
       <w:r>
         <w:rPr>
           <w:b/>
-          <w:sz w:val="21"/>
         </w:rPr>
         <w:t>三、上座之前，先看看自己的状态：昏沉、有气、身体不舒服，各有对策</w:t>
       </w:r>
     </w:p>
     <w:p>
       <w:pPr>
-        <w:spacing w:before="40" w:after="80"/>
-        <w:ind w:left="283"/>
-        <w:shd w:val="clear" w:color="auto" w:fill="EDF6EF"/>
+        <w:ind w:left="170"/>
         <w:pBdr>
-          <w:left w:val="single" w:sz="20" w:space="6" w:color="1E5631"/>
+          <w:left w:val="single" w:sz="18" w:space="4" w:color="1E4620"/>
         </w:pBdr>
+        <w:shd w:val="clear" w:fill="F2F5FA"/>
       </w:pPr>
       <w:r>
         <w:rPr>
-          <w:sz w:val="20"/>
+          <w:b w:val="0"/>
         </w:rPr>
         <w:t>[00:11:05] 然而，在我们日常禅修的时候，我们是要针对性来看的。除了这些（四类烦恼）要护卫的之外，其实在我们日常禅修坐在禅堂的时候，大部分我们要解决的问题就是昏沉、掉举，对。那么昏沉掉举要（怎么）解决？</w:t>
       </w:r>
     </w:p>
     <w:p>
       <w:pPr>
-        <w:spacing w:before="40" w:after="80"/>
-        <w:ind w:left="283"/>
-        <w:shd w:val="clear" w:color="auto" w:fill="EDF6EF"/>
+        <w:ind w:left="170"/>
         <w:pBdr>
-          <w:left w:val="single" w:sz="20" w:space="6" w:color="1E5631"/>
+          <w:left w:val="single" w:sz="18" w:space="4" w:color="1E4620"/>
         </w:pBdr>
+        <w:shd w:val="clear" w:fill="F2F5FA"/>
       </w:pPr>
       <w:r>
         <w:rPr>
-          <w:sz w:val="20"/>
+          <w:b w:val="0"/>
         </w:rPr>
         <w:t>[00:11:28] 如果你一坐下来，很多昏沉，那你要策励心——策励心，就是让自己心活跃起来。那活跃起来，那就不适合修那个很轻柔、很单一的所缘。如果尊者一引导，就很柔和的——（比如）慈心禅（或）入出息念——然后呢昏昏欲睡，那这个时候，（就）适合修那些相对复杂的、所缘比较多的（业处），比如说四大差别，比如说佛随念建塔，像这类的东西，或者多个的慈心对象，可以不断地切换。</w:t>
       </w:r>
     </w:p>
     <w:p>
       <w:pPr>
-        <w:spacing w:before="40" w:after="80"/>
-        <w:ind w:left="283"/>
-        <w:shd w:val="clear" w:color="auto" w:fill="EDF6EF"/>
+        <w:ind w:left="170"/>
         <w:pBdr>
-          <w:left w:val="single" w:sz="20" w:space="6" w:color="1E5631"/>
+          <w:left w:val="single" w:sz="18" w:space="4" w:color="1E4620"/>
         </w:pBdr>
+        <w:shd w:val="clear" w:fill="F2F5FA"/>
       </w:pPr>
       <w:r>
         <w:rPr>
-          <w:sz w:val="20"/>
+          <w:b w:val="0"/>
         </w:rPr>
         <w:t>[00:12:01] 那如果（另外），我的心不平静——（要看）是哪一类（的原因），我们（就）有关系（地处理）。比如说你的心的躁动，是因为早上吃饭的时候有一点点生气了，现在一直平复不下来——那么这种想平复，就以多修慈心为主了：修（给）这个若干人——就我们这里的所有的禅修者、义工、寺院的龙天护法——这样修，那心就既容易平静下来，嗔心也容易减少。</w:t>
       </w:r>
     </w:p>
     <w:p>
       <w:pPr>
-        <w:spacing w:before="40" w:after="80"/>
-        <w:ind w:left="283"/>
-        <w:shd w:val="clear" w:color="auto" w:fill="EDF6EF"/>
+        <w:ind w:left="170"/>
         <w:pBdr>
-          <w:left w:val="single" w:sz="20" w:space="6" w:color="1E5631"/>
+          <w:left w:val="single" w:sz="18" w:space="4" w:color="1E4620"/>
         </w:pBdr>
+        <w:shd w:val="clear" w:fill="F2F5FA"/>
       </w:pPr>
       <w:r>
         <w:rPr>
-          <w:sz w:val="20"/>
+          <w:b w:val="0"/>
         </w:rPr>
         <w:t>[00:12:46] 那如果是你这个身体感觉不是很舒服，然后心平静不下来，那就给自己身体修慈心，每一个部位、每一个部位修慈心，对？或者呢修四大差别，求火界疗愈，让自己平静下来。</w:t>
       </w:r>
     </w:p>
     <w:p>
       <w:pPr>
-        <w:spacing w:before="40" w:after="80"/>
-        <w:ind w:left="283"/>
-        <w:shd w:val="clear" w:color="auto" w:fill="EDF6EF"/>
+        <w:ind w:left="170"/>
         <w:pBdr>
-          <w:left w:val="single" w:sz="20" w:space="6" w:color="1E5631"/>
+          <w:left w:val="single" w:sz="18" w:space="4" w:color="1E4620"/>
         </w:pBdr>
+        <w:shd w:val="clear" w:fill="F2F5FA"/>
       </w:pPr>
       <w:r>
         <w:rPr>
-          <w:sz w:val="20"/>
+          <w:b w:val="0"/>
         </w:rPr>
         <w:t>[00:13:19] 所以因此，即我们在禅修的时候，如果我们不能够直接马上地去入你的根本业处，就需要做一些前行。那前行用什么？大家就知道要有针对性——那么这些业处它的对治（什么），我们心中有数。</w:t>
       </w:r>
@@ -1323,39 +1361,36 @@
       <w:r>
         <w:rPr>
           <w:b/>
-          <w:sz w:val="21"/>
         </w:rPr>
         <w:t>四、用智慧判断：不必每次都做前行</w:t>
       </w:r>
     </w:p>
     <w:p>
       <w:pPr>
-        <w:spacing w:before="40" w:after="80"/>
-        <w:ind w:left="283"/>
-        <w:shd w:val="clear" w:color="auto" w:fill="EDF6EF"/>
+        <w:ind w:left="170"/>
         <w:pBdr>
-          <w:left w:val="single" w:sz="20" w:space="6" w:color="1E5631"/>
+          <w:left w:val="single" w:sz="18" w:space="4" w:color="1E4620"/>
         </w:pBdr>
+        <w:shd w:val="clear" w:fill="F2F5FA"/>
       </w:pPr>
       <w:r>
         <w:rPr>
-          <w:sz w:val="20"/>
+          <w:b w:val="0"/>
         </w:rPr>
         <w:t>[00:13:51] 所以这个这一两天，大家可以尝试，在你（上）座之前，先观察自己是一个现在什么样的状态。那如果你的心就是倾向于直接朝向你的根本业处——一坐下来，入出息念（的所缘）就出来了，禅相就很明亮了——那你就不要去说我（一定）要做个佛随念建塔，（结果）等（于）见完塔以后，入出息念（反而）不知（跑到）哪里去了。（这个前行）就不是一定要去做，所以要用智慧了。那这个智慧来自于哪里？来自于对自己身心的观察，对自己身心随时都有一种觉察。有觉察，你就知道我们要做些什么事，来去处理身心的问题。</w:t>
       </w:r>
     </w:p>
     <w:p>
       <w:pPr>
-        <w:spacing w:before="40" w:after="80"/>
-        <w:ind w:left="283"/>
-        <w:shd w:val="clear" w:color="auto" w:fill="EDF6EF"/>
+        <w:ind w:left="170"/>
         <w:pBdr>
-          <w:left w:val="single" w:sz="20" w:space="6" w:color="1E5631"/>
+          <w:left w:val="single" w:sz="18" w:space="4" w:color="1E4620"/>
         </w:pBdr>
+        <w:shd w:val="clear" w:fill="F2F5FA"/>
       </w:pPr>
       <w:r>
         <w:rPr>
-          <w:sz w:val="20"/>
+          <w:b w:val="0"/>
         </w:rPr>
         <w:t>[00:14:41] 那今天，就是没有新的业处。大家根据自己现在的情况，去找到你需要前行和不需要前行（的地方），然后来展开今天的禅修。</w:t>
       </w:r>
@@ -1364,13 +1399,12 @@
       <w:r>
         <w:rPr>
           <w:b/>
-          <w:sz w:val="21"/>
         </w:rPr>
         <w:t>◈扩展段落</w:t>
       </w:r>
       <w:r>
         <w:rPr>
-          <w:sz w:val="21"/>
+          <w:b w:val="0"/>
         </w:rPr>
         <w:t>（可选）</w:t>
       </w:r>
@@ -1379,71 +1413,66 @@
       <w:r>
         <w:rPr>
           <w:b/>
-          <w:sz w:val="21"/>
         </w:rPr>
         <w:t>五、佛随念十种功德名号的选择（复习）：想成就什么，就多忆念什么</w:t>
       </w:r>
     </w:p>
     <w:p>
       <w:pPr>
-        <w:spacing w:before="40" w:after="80"/>
-        <w:ind w:left="283"/>
-        <w:shd w:val="clear" w:color="auto" w:fill="EDF6EF"/>
+        <w:ind w:left="170"/>
         <w:pBdr>
-          <w:left w:val="single" w:sz="20" w:space="6" w:color="1E5631"/>
+          <w:left w:val="single" w:sz="18" w:space="4" w:color="1E4620"/>
         </w:pBdr>
+        <w:shd w:val="clear" w:fill="F2F5FA"/>
       </w:pPr>
       <w:r>
         <w:rPr>
-          <w:sz w:val="20"/>
+          <w:b w:val="0"/>
         </w:rPr>
         <w:t>[00:02:42] 比如说，我们修阿拉汉，它是倾向于断烦恼——所以你希望让自己心清净、想到（去除）烦恼，要修阿拉汉。希望呢有更好的智慧，我们可以修三藐三佛陀。那我们希望自己的福德和智慧都圆满，那就（修）明行足。</w:t>
       </w:r>
     </w:p>
     <w:p>
       <w:pPr>
-        <w:spacing w:before="40" w:after="80"/>
-        <w:ind w:left="283"/>
-        <w:shd w:val="clear" w:color="auto" w:fill="EDF6EF"/>
+        <w:ind w:left="170"/>
         <w:pBdr>
-          <w:left w:val="single" w:sz="20" w:space="6" w:color="1E5631"/>
+          <w:left w:val="single" w:sz="18" w:space="4" w:color="1E4620"/>
         </w:pBdr>
+        <w:shd w:val="clear" w:fill="F2F5FA"/>
       </w:pPr>
       <w:r>
         <w:rPr>
-          <w:sz w:val="20"/>
+          <w:b w:val="0"/>
         </w:rPr>
         <w:t>[00:03:16] 那如果我们希望在与人交流这个方面有更大的进步，就（多）修善逝。然后，我们想对各个世间——人（的）世间、有情世间、五蕴世间、器世间——有更深的了解，那就（修）世间解。</w:t>
       </w:r>
     </w:p>
     <w:p>
       <w:pPr>
-        <w:spacing w:before="40" w:after="80"/>
-        <w:ind w:left="283"/>
-        <w:shd w:val="clear" w:color="auto" w:fill="EDF6EF"/>
+        <w:ind w:left="170"/>
         <w:pBdr>
-          <w:left w:val="single" w:sz="20" w:space="6" w:color="1E5631"/>
+          <w:left w:val="single" w:sz="18" w:space="4" w:color="1E4620"/>
         </w:pBdr>
+        <w:shd w:val="clear" w:fill="F2F5FA"/>
       </w:pPr>
       <w:r>
         <w:rPr>
-          <w:sz w:val="20"/>
+          <w:b w:val="0"/>
         </w:rPr>
         <w:t>[00:04:06] （如果）烦恼很重、知见很深、刚强难化，好，那就要修（"调御丈夫"）：（希望自己）成为可以被调御的（人）——可以被佛陀调御、可以被法调御、可以被善知识调御的这样的一个人。那如果，你到现在为止，也没有找到你修行的引导老师，或者你经常觉得老师各种各样的问题都看不惯——那这个，就需要（多）修（"天人导师"）了。（尊者每晚晚课有一句：）"以此功德业，不于（余人），愿获于善士，导至正涅槃"——就是（自己）没有（遇到）老师（时），经常这样来发愿，与你所做的功德，让你能值遇能够很好引导你的老师。</w:t>
       </w:r>
     </w:p>
     <w:p>
       <w:pPr>
-        <w:spacing w:before="40" w:after="80"/>
-        <w:ind w:left="283"/>
-        <w:shd w:val="clear" w:color="auto" w:fill="EDF6EF"/>
+        <w:ind w:left="170"/>
         <w:pBdr>
-          <w:left w:val="single" w:sz="20" w:space="6" w:color="1E5631"/>
+          <w:left w:val="single" w:sz="18" w:space="4" w:color="1E4620"/>
         </w:pBdr>
+        <w:shd w:val="clear" w:fill="F2F5FA"/>
       </w:pPr>
       <w:r>
         <w:rPr>
-          <w:sz w:val="20"/>
+          <w:b w:val="0"/>
         </w:rPr>
         <w:t>[00:06:36] 那最后一个，就是跋格瓦——过去翻译成"婆伽梵"，其实如果用闽南话来念，它也是（近于）这个音。巴嘎哇，就是世尊：世间最具祥瑞的、最吉祥的、最能够带来幸福的；同时，他也代表万德庄严——佛陀是万德庄严，分别诸法，已经远离烦恼，不再轮回。像这个，想希望自己吉祥、幸福、安稳了，就可以多修（世尊）。</w:t>
       </w:r>
@@ -1452,98 +1481,88 @@
       <w:r>
         <w:rPr>
           <w:b/>
-          <w:sz w:val="21"/>
         </w:rPr>
         <w:t>六、修慈心的深一层：让过去伤害性的不善业退避</w:t>
       </w:r>
     </w:p>
     <w:p>
       <w:pPr>
-        <w:spacing w:before="40" w:after="80"/>
-        <w:ind w:left="283"/>
-        <w:shd w:val="clear" w:color="auto" w:fill="EDF6EF"/>
+        <w:ind w:left="170"/>
         <w:pBdr>
-          <w:left w:val="single" w:sz="20" w:space="6" w:color="1E5631"/>
+          <w:left w:val="single" w:sz="18" w:space="4" w:color="1E4620"/>
         </w:pBdr>
+        <w:shd w:val="clear" w:fill="F2F5FA"/>
       </w:pPr>
       <w:r>
         <w:rPr>
-          <w:sz w:val="20"/>
+          <w:b w:val="0"/>
         </w:rPr>
         <w:t>[00:08:25] （想不被伤害，）要多修慈心禅？不仅仅是为了去除这个嗔心——你要想让自己没有一些伤害性的不善业（成）熟，又要多修慈心。包括我们怕得癌症、怕突然死亡、怕遇到地震水灾，突然死掉——那这个呢都是危难；成为危难，（是）危难的业成熟了，都是过去的杀生这些不善业。因为我们说一个业成熟，它都是这个由不善业和烦恼去引来的——因为我们过去造业的时候，它就是烦恼跟业是结合在一起的，是配对的：因为你有这样的烦恼，然后去造这样的业。</w:t>
       </w:r>
     </w:p>
     <w:p>
       <w:pPr>
-        <w:spacing w:before="40" w:after="80"/>
-        <w:ind w:left="283"/>
-        <w:shd w:val="clear" w:color="auto" w:fill="EDF6EF"/>
+        <w:ind w:left="170"/>
         <w:pBdr>
-          <w:left w:val="single" w:sz="20" w:space="6" w:color="1E5631"/>
+          <w:left w:val="single" w:sz="18" w:space="4" w:color="1E4620"/>
         </w:pBdr>
+        <w:shd w:val="clear" w:fill="F2F5FA"/>
       </w:pPr>
       <w:r>
         <w:rPr>
-          <w:sz w:val="20"/>
+          <w:b w:val="0"/>
         </w:rPr>
         <w:t>[00:09:42] 对，所以那么这个我们要如何有效规避不善业成熟？就是不要造不善业，第一个；第二个，不要起烦恼。好，那你没有不善业、你不起烦恼，你不容易去引发过去的不善业来成熟。</w:t>
       </w:r>
     </w:p>
     <w:p>
       <w:pPr>
-        <w:spacing w:before="40" w:after="80"/>
-        <w:ind w:left="283"/>
-        <w:shd w:val="clear" w:color="auto" w:fill="EDF6EF"/>
+        <w:ind w:left="170"/>
         <w:pBdr>
-          <w:left w:val="single" w:sz="20" w:space="6" w:color="1E5631"/>
+          <w:left w:val="single" w:sz="18" w:space="4" w:color="1E4620"/>
         </w:pBdr>
+        <w:shd w:val="clear" w:fill="F2F5FA"/>
       </w:pPr>
       <w:r>
         <w:rPr>
-          <w:sz w:val="20"/>
+          <w:b w:val="0"/>
         </w:rPr>
         <w:t>[00:10:00] 所以修慈心，就是让我们的心遍满一切（有）情（而）住，经常都是慈心，所以这个时候我们过去的伤害性的不善业，它就会退避，就不容易成熟。</w:t>
       </w:r>
     </w:p>
     <w:p>
-      <w:pPr>
-        <w:spacing w:before="120" w:after="80"/>
-      </w:pPr>
       <w:r>
         <w:rPr>
-          <w:rFonts w:ascii="Microsoft YaHei" w:hAnsi="Microsoft YaHei" w:eastAsia="Microsoft YaHei"/>
           <w:b/>
-          <w:color w:val="1E5631"/>
-          <w:sz w:val="25"/>
+          <w:color w:val="1E4620"/>
+          <w:sz w:val="23"/>
         </w:rPr>
         <w:t>原文材料③：八周回顾与日常落实——四护卫禅与入出息念的次第、睡前修法选择、把精进力放到零</w:t>
       </w:r>
     </w:p>
     <w:p>
       <w:pPr>
-        <w:spacing w:before="40" w:after="80"/>
-        <w:ind w:left="283"/>
-        <w:shd w:val="clear" w:color="auto" w:fill="EDF6EF"/>
+        <w:ind w:left="170"/>
         <w:pBdr>
-          <w:left w:val="single" w:sz="20" w:space="6" w:color="1E5631"/>
+          <w:left w:val="single" w:sz="18" w:space="4" w:color="1E4620"/>
         </w:pBdr>
+        <w:shd w:val="clear" w:fill="F2F5FA"/>
       </w:pPr>
       <w:r>
         <w:rPr>
-          <w:sz w:val="20"/>
+          <w:b w:val="0"/>
         </w:rPr>
         <w:t xml:space="preserve">🔖 </w:t>
       </w:r>
       <w:r>
         <w:rPr>
           <w:b/>
-          <w:sz w:val="20"/>
         </w:rPr>
         <w:t>【本周朗读段·止】</w:t>
       </w:r>
       <w:r>
         <w:rPr>
-          <w:sz w:val="20"/>
+          <w:b w:val="0"/>
         </w:rPr>
         <w:t>（以下可依时间与兴趣继续共读）</w:t>
       </w:r>
@@ -1552,13 +1571,12 @@
       <w:r>
         <w:rPr>
           <w:b/>
-          <w:sz w:val="21"/>
         </w:rPr>
         <w:t>★核心段落</w:t>
       </w:r>
       <w:r>
         <w:rPr>
-          <w:sz w:val="21"/>
+          <w:b w:val="0"/>
         </w:rPr>
         <w:t>（必读）</w:t>
       </w:r>
@@ -1567,23 +1585,21 @@
       <w:r>
         <w:rPr>
           <w:b/>
-          <w:sz w:val="21"/>
         </w:rPr>
         <w:t>一、八周回顾（一）：佛随念——九功德随念，选一门相应的主修</w:t>
       </w:r>
     </w:p>
     <w:p>
       <w:pPr>
-        <w:spacing w:before="40" w:after="80"/>
-        <w:ind w:left="283"/>
-        <w:shd w:val="clear" w:color="auto" w:fill="EDF6EF"/>
+        <w:ind w:left="170"/>
         <w:pBdr>
-          <w:left w:val="single" w:sz="20" w:space="6" w:color="1E5631"/>
+          <w:left w:val="single" w:sz="18" w:space="4" w:color="1E4620"/>
         </w:pBdr>
+        <w:shd w:val="clear" w:fill="F2F5FA"/>
       </w:pPr>
       <w:r>
         <w:rPr>
-          <w:sz w:val="20"/>
+          <w:b w:val="0"/>
         </w:rPr>
         <w:t>[00:00:48] 那佛随念，我们教导过佛陀的九种功德，每一种功德的这种修习随念的方式——这个在（禅修营）平台里面的录音应该都有，大家呢可以自己取来去听一听。其实，应该是每一个功德呢都去修一下；然后，你可以选择你觉得最相应的某一类功德，来作为你主修的佛随念这个护卫。</w:t>
       </w:r>
@@ -1592,55 +1608,51 @@
       <w:r>
         <w:rPr>
           <w:b/>
-          <w:sz w:val="21"/>
         </w:rPr>
         <w:t>二、八周回顾（二）：慈心禅——身体扫描＋四句祝福、突破亲疏、无敌意即无危难</w:t>
       </w:r>
     </w:p>
     <w:p>
       <w:pPr>
-        <w:spacing w:before="40" w:after="80"/>
-        <w:ind w:left="283"/>
-        <w:shd w:val="clear" w:color="auto" w:fill="EDF6EF"/>
+        <w:ind w:left="170"/>
         <w:pBdr>
-          <w:left w:val="single" w:sz="20" w:space="6" w:color="1E5631"/>
+          <w:left w:val="single" w:sz="18" w:space="4" w:color="1E4620"/>
         </w:pBdr>
+        <w:shd w:val="clear" w:fill="F2F5FA"/>
       </w:pPr>
       <w:r>
         <w:rPr>
-          <w:sz w:val="20"/>
+          <w:b w:val="0"/>
         </w:rPr>
         <w:t>[00:05:35] 那么第二个，就是慈心禅了。那慈心禅，我会建议你（从）对自己的（身体）扫描（开始）。首先先对自己——那这个可以从头发、头皮、皮肤、头盖骨、全身的骨头、全身的肌肉、全身的筋腱、五官四肢、五脏六腑，这个从上到下每个部分：感恩、道歉、忏悔，（愿）没有这个部位的痛苦，或者愿这个部位健康、放松，这样的（几）种方式。那这个再对自己的心散播慈爱，对自己的整体散播慈爱，然后再进入正式的经典里面讲的（四句话），就是用"愿我没有危难、没有内心的痛苦、没有身体的痛苦、保有自己的快乐"四句话来祝福自己。</w:t>
       </w:r>
     </w:p>
     <w:p>
       <w:pPr>
-        <w:spacing w:before="40" w:after="80"/>
-        <w:ind w:left="283"/>
-        <w:shd w:val="clear" w:color="auto" w:fill="EDF6EF"/>
+        <w:ind w:left="170"/>
         <w:pBdr>
-          <w:left w:val="single" w:sz="20" w:space="6" w:color="1E5631"/>
+          <w:left w:val="single" w:sz="18" w:space="4" w:color="1E4620"/>
         </w:pBdr>
+        <w:shd w:val="clear" w:fill="F2F5FA"/>
       </w:pPr>
       <w:r>
         <w:rPr>
-          <w:sz w:val="20"/>
+          <w:b w:val="0"/>
         </w:rPr>
         <w:t>[00:06:40] 然后选其中一句话，这个你比较相应的，然后以后就常用这一句话。给自己祝福完了以后，再选（自己）尊敬的或者比较亲的（人），然后中性的人——那是普通的朋友，然后不喜欢的乃至于敌人，散播慈爱——就是突破亲疏的界限，多多益善，修习好。那么慈心禅，就是能够对治嗔心，能够让我们没有这个敌意——因为没有敌意、因为不树敌，所以我们没有危难。因为呢我们这个内心呢没有嗔恨，所以呢这个心呢就会变得柔软和健康、愉悦。</w:t>
       </w:r>
     </w:p>
     <w:p>
       <w:pPr>
-        <w:spacing w:before="40" w:after="80"/>
-        <w:ind w:left="283"/>
-        <w:shd w:val="clear" w:color="auto" w:fill="EDF6EF"/>
+        <w:ind w:left="170"/>
         <w:pBdr>
-          <w:left w:val="single" w:sz="20" w:space="6" w:color="1E5631"/>
+          <w:left w:val="single" w:sz="18" w:space="4" w:color="1E4620"/>
         </w:pBdr>
+        <w:shd w:val="clear" w:fill="F2F5FA"/>
       </w:pPr>
       <w:r>
         <w:rPr>
-          <w:sz w:val="20"/>
+          <w:b w:val="0"/>
         </w:rPr>
         <w:t>[00:07:54] 所以那么这个为什么慈心禅能够作为护卫禅？这最主要的就是你不会树敌、不会制造矛盾——因为没有树敌、不会制造矛盾，所以就没有危难。那么这个平常我们所有恐惧、所有害怕的对象，都可以给他散播（慈爱）；我们希望建立良好关系的，可以散播（慈爱）。那如果内心非常的僵硬、总是在烦烦恼恼，那就给自己散播慈爱，给其他人散播慈爱，慢慢心就能平静下来。</w:t>
       </w:r>
@@ -1649,55 +1661,51 @@
       <w:r>
         <w:rPr>
           <w:b/>
-          <w:sz w:val="21"/>
         </w:rPr>
         <w:t>三、八周回顾（三）：不净观与病痛时的慈爱</w:t>
       </w:r>
     </w:p>
     <w:p>
       <w:pPr>
-        <w:spacing w:before="40" w:after="80"/>
-        <w:ind w:left="283"/>
-        <w:shd w:val="clear" w:color="auto" w:fill="EDF6EF"/>
+        <w:ind w:left="170"/>
         <w:pBdr>
-          <w:left w:val="single" w:sz="20" w:space="6" w:color="1E5631"/>
+          <w:left w:val="single" w:sz="18" w:space="4" w:color="1E4620"/>
         </w:pBdr>
+        <w:shd w:val="clear" w:fill="F2F5FA"/>
       </w:pPr>
       <w:r>
         <w:rPr>
-          <w:sz w:val="20"/>
+          <w:b w:val="0"/>
         </w:rPr>
         <w:t>[00:09:01] 如果我们有些病痛，有些（不舒服的）方面，就要对这个部位做慈爱，它也是蛮有效的。</w:t>
       </w:r>
     </w:p>
     <w:p>
       <w:pPr>
-        <w:spacing w:before="40" w:after="80"/>
-        <w:ind w:left="283"/>
-        <w:shd w:val="clear" w:color="auto" w:fill="EDF6EF"/>
+        <w:ind w:left="170"/>
         <w:pBdr>
-          <w:left w:val="single" w:sz="20" w:space="6" w:color="1E5631"/>
+          <w:left w:val="single" w:sz="18" w:space="4" w:color="1E4620"/>
         </w:pBdr>
+        <w:shd w:val="clear" w:fill="F2F5FA"/>
       </w:pPr>
       <w:r>
         <w:rPr>
-          <w:sz w:val="20"/>
+          <w:b w:val="0"/>
         </w:rPr>
         <w:t>[00:09:10] 那么不净（观），就包括了三十二身分的不净和尸体的不净。三十二身分的不净，我们多次的课程也讲过，主要是对治贪爱——对自己身体的执着和对他人身体的（色身的）执着，修三十二身分是有效的。</w:t>
       </w:r>
     </w:p>
     <w:p>
       <w:pPr>
-        <w:spacing w:before="40" w:after="80"/>
-        <w:ind w:left="283"/>
-        <w:shd w:val="clear" w:color="auto" w:fill="EDF6EF"/>
+        <w:ind w:left="170"/>
         <w:pBdr>
-          <w:left w:val="single" w:sz="20" w:space="6" w:color="1E5631"/>
+          <w:left w:val="single" w:sz="18" w:space="4" w:color="1E4620"/>
         </w:pBdr>
+        <w:shd w:val="clear" w:fill="F2F5FA"/>
       </w:pPr>
       <w:r>
         <w:rPr>
-          <w:sz w:val="20"/>
+          <w:b w:val="0"/>
         </w:rPr>
         <w:t>（注：接着尊者讲到"尸体的不净一般配合死随念来修"——该段已完整见于《原文全集》第7周部分·材料③，此处从略。）</w:t>
       </w:r>
@@ -1706,23 +1714,21 @@
       <w:r>
         <w:rPr>
           <w:b/>
-          <w:sz w:val="21"/>
         </w:rPr>
         <w:t>四、次第关系：四护卫禅之后，入出息念是最容易、可持续的基本功课</w:t>
       </w:r>
     </w:p>
     <w:p>
       <w:pPr>
-        <w:spacing w:before="40" w:after="80"/>
-        <w:ind w:left="283"/>
-        <w:shd w:val="clear" w:color="auto" w:fill="EDF6EF"/>
+        <w:ind w:left="170"/>
         <w:pBdr>
-          <w:left w:val="single" w:sz="20" w:space="6" w:color="1E5631"/>
+          <w:left w:val="single" w:sz="18" w:space="4" w:color="1E4620"/>
         </w:pBdr>
+        <w:shd w:val="clear" w:fill="F2F5FA"/>
       </w:pPr>
       <w:r>
         <w:rPr>
-          <w:sz w:val="20"/>
+          <w:b w:val="0"/>
         </w:rPr>
         <w:t>[00:11:44] （承前"基本功、学会一个再学下一个"——该段已见于第1周部分·材料③，此处从略。）那么这是四种护卫禅。那么对入出息念，对于很多人，就会做一个基本功课（来安排），因为它很容易，它可以持续地修，它随时随地可以（取）到入出息念的所缘。那么入出息念这个（修）上（手）的时候，我们可以很有效地对治我们的妄念（掉举）啊等等——这个在《入出息念浅析》里面呢已经讲得很清楚了，大家可以学习。</w:t>
       </w:r>
@@ -1731,71 +1737,66 @@
       <w:r>
         <w:rPr>
           <w:b/>
-          <w:sz w:val="21"/>
         </w:rPr>
         <w:t>五、日常落实（一）：睡前修什么——让自己好睡，把精进力放到零</w:t>
       </w:r>
     </w:p>
     <w:p>
       <w:pPr>
-        <w:spacing w:before="40" w:after="80"/>
-        <w:ind w:left="283"/>
-        <w:shd w:val="clear" w:color="auto" w:fill="EDF6EF"/>
+        <w:ind w:left="170"/>
         <w:pBdr>
-          <w:left w:val="single" w:sz="20" w:space="6" w:color="1E5631"/>
+          <w:left w:val="single" w:sz="18" w:space="4" w:color="1E4620"/>
         </w:pBdr>
+        <w:shd w:val="clear" w:fill="F2F5FA"/>
       </w:pPr>
       <w:r>
         <w:rPr>
-          <w:sz w:val="20"/>
+          <w:b w:val="0"/>
         </w:rPr>
         <w:t>[00:23:01] （问：晚上睡觉的时候，躺着的时候，是修慈心禅好呢，还是那个入出息念呢？）就你自己觉得哪一种方式更容易放松下来、更容易入睡，就修哪一种。你也可以用那个早上（老师教的）那个（身体扫描式的）放松的方式来入睡。（睡不着的时候，就）用这个（方式），可以（帮助）睡。</w:t>
       </w:r>
     </w:p>
     <w:p>
       <w:pPr>
-        <w:spacing w:before="40" w:after="80"/>
-        <w:ind w:left="283"/>
-        <w:shd w:val="clear" w:color="auto" w:fill="EDF6EF"/>
+        <w:ind w:left="170"/>
         <w:pBdr>
-          <w:left w:val="single" w:sz="20" w:space="6" w:color="1E5631"/>
+          <w:left w:val="single" w:sz="18" w:space="4" w:color="1E4620"/>
         </w:pBdr>
+        <w:shd w:val="clear" w:fill="F2F5FA"/>
       </w:pPr>
       <w:r>
         <w:rPr>
-          <w:sz w:val="20"/>
+          <w:b w:val="0"/>
         </w:rPr>
         <w:t>[00:23:39] 可以，时间长（一点）也行，可以可以。但是躺着的时候你就放松一点，可以慢一点——一个部位一个部位慢一点，（停的位置）慢一点。这里面的慈心禅跟（入出息念）能不能（一起做、先做哪个），那根据你自己的习惯。因为我们一个心是刹那只有一个心（识）升起，我们不可能一个心同时（抓）取两个东西。（两者之间）要是切换的，也是没有关系。</w:t>
       </w:r>
     </w:p>
     <w:p>
       <w:pPr>
-        <w:spacing w:before="40" w:after="80"/>
-        <w:ind w:left="283"/>
-        <w:shd w:val="clear" w:color="auto" w:fill="EDF6EF"/>
+        <w:ind w:left="170"/>
         <w:pBdr>
-          <w:left w:val="single" w:sz="20" w:space="6" w:color="1E5631"/>
+          <w:left w:val="single" w:sz="18" w:space="4" w:color="1E4620"/>
         </w:pBdr>
+        <w:shd w:val="clear" w:fill="F2F5FA"/>
       </w:pPr>
       <w:r>
         <w:rPr>
-          <w:sz w:val="20"/>
+          <w:b w:val="0"/>
         </w:rPr>
         <w:t>[00:24:27] 睡前如果想说（修）入出息念——就是关注到呼吸的时候，比如说很困，本来想睡觉，然后（一观察呼吸，）突然间有意识"诶，我要练（觉）知（呼）吸"，然后（反而）就没有睡意了。（所以睡前修什么，要）看你（的目的）：（有意识地去看呼吸，）就没有睡意。</w:t>
       </w:r>
     </w:p>
     <w:p>
       <w:pPr>
-        <w:spacing w:before="40" w:after="80"/>
-        <w:ind w:left="283"/>
-        <w:shd w:val="clear" w:color="auto" w:fill="EDF6EF"/>
+        <w:ind w:left="170"/>
         <w:pBdr>
-          <w:left w:val="single" w:sz="20" w:space="6" w:color="1E5631"/>
+          <w:left w:val="single" w:sz="18" w:space="4" w:color="1E4620"/>
         </w:pBdr>
+        <w:shd w:val="clear" w:fill="F2F5FA"/>
       </w:pPr>
       <w:r>
         <w:rPr>
-          <w:sz w:val="20"/>
+          <w:b w:val="0"/>
         </w:rPr>
         <w:t>[00:24:56] 晚上如果是我们睡前（想）休息，这个业处，我们要（明确）：第一个呢放松；第二个把我们那个精进力——就是想把它修好的那个心——放到零。（不是）要通过修这个东西让它变好，而是通过修这个东西让自己好睡，把它定义清楚。</w:t>
       </w:r>
@@ -1804,13 +1805,12 @@
       <w:r>
         <w:rPr>
           <w:b/>
-          <w:sz w:val="21"/>
         </w:rPr>
         <w:t>◈扩展段落</w:t>
       </w:r>
       <w:r>
         <w:rPr>
-          <w:sz w:val="21"/>
+          <w:b w:val="0"/>
         </w:rPr>
         <w:t>（可选）</w:t>
       </w:r>
@@ -1819,23 +1819,21 @@
       <w:r>
         <w:rPr>
           <w:b/>
-          <w:sz w:val="21"/>
         </w:rPr>
         <w:t>六、回顾收束：数息的十种方式与"心不跑掉"</w:t>
       </w:r>
     </w:p>
     <w:p>
       <w:pPr>
-        <w:spacing w:before="40" w:after="80"/>
-        <w:ind w:left="283"/>
-        <w:shd w:val="clear" w:color="auto" w:fill="EDF6EF"/>
+        <w:ind w:left="170"/>
         <w:pBdr>
-          <w:left w:val="single" w:sz="20" w:space="6" w:color="1E5631"/>
+          <w:left w:val="single" w:sz="18" w:space="4" w:color="1E4620"/>
         </w:pBdr>
+        <w:shd w:val="clear" w:fill="F2F5FA"/>
       </w:pPr>
       <w:r>
         <w:rPr>
-          <w:sz w:val="20"/>
+          <w:b w:val="0"/>
         </w:rPr>
         <w:t>[00:18:54] （在课上讲过，）妄念多，最后我们可以数息。那数息，快数、慢数，数入、数出，数入出，再加上你可以用（别的所缘）啊等等，你基本上可以有十种方式来轮流（使用）。这个数息，尽可能让心不要变得无聊，尽可能让自己的心在这个（触点）上有事做——这是我们的基本技巧。那至于说经典上讲的入出息、长短息、全息和微息，不用太在意：这个有时候你能体会到，有时候不容易体会到，你也不一定非得按照这四个阶段来，重点是你的心不跑掉，你的心有（在）入出息（上）。这个是对入出息念的原则建议，给大家强调一下。</w:t>
       </w:r>
@@ -1844,39 +1842,36 @@
       <w:r>
         <w:rPr>
           <w:b/>
-          <w:sz w:val="21"/>
         </w:rPr>
         <w:t>七、回顾：入出息念的"相"——鼻头那一团气息</w:t>
       </w:r>
     </w:p>
     <w:p>
       <w:pPr>
-        <w:spacing w:before="40" w:after="80"/>
-        <w:ind w:left="283"/>
-        <w:shd w:val="clear" w:color="auto" w:fill="EDF6EF"/>
+        <w:ind w:left="170"/>
         <w:pBdr>
-          <w:left w:val="single" w:sz="20" w:space="6" w:color="1E5631"/>
+          <w:left w:val="single" w:sz="18" w:space="4" w:color="1E4620"/>
         </w:pBdr>
+        <w:shd w:val="clear" w:fill="F2F5FA"/>
       </w:pPr>
       <w:r>
         <w:rPr>
-          <w:sz w:val="20"/>
+          <w:b w:val="0"/>
         </w:rPr>
         <w:t>[00:15:28] 那么如果我们有一个可以拍摄入出息念的这样一个摄像设备，你将会看到其实所谓的入出息，它是在鼻头这个地方，一直有一团这个气息在这里的。而入息发生的时候，在靠近鼻孔的这个中间，它有一个比较强的（空）气进（来）的流动；出息的时候，在那个地方有一个比较强的出气流动——其实外面（始终）包裹着一团的气息的，但你看不见。但是你可以确认它确实是这样的存在，事实也是这样存在。</w:t>
       </w:r>
     </w:p>
     <w:p>
       <w:pPr>
-        <w:spacing w:before="40" w:after="80"/>
-        <w:ind w:left="283"/>
-        <w:shd w:val="clear" w:color="auto" w:fill="EDF6EF"/>
+        <w:ind w:left="170"/>
         <w:pBdr>
-          <w:left w:val="single" w:sz="20" w:space="6" w:color="1E5631"/>
+          <w:left w:val="single" w:sz="18" w:space="4" w:color="1E4620"/>
         </w:pBdr>
+        <w:shd w:val="clear" w:fill="F2F5FA"/>
       </w:pPr>
       <w:r>
         <w:rPr>
-          <w:sz w:val="20"/>
+          <w:b w:val="0"/>
         </w:rPr>
         <w:t>[00:16:14] 所以心里面注意：鼻头这个地方充满了气息。那这个气息，它没有具体的形状、没有大小、没有颜色、没有边界（——说不清它长什么样）——但是它存在，你心里面认知（它）、认同它，它就会在。</w:t>
       </w:r>
@@ -1885,67 +1880,56 @@
       <w:r>
         <w:rPr>
           <w:b/>
-          <w:sz w:val="21"/>
         </w:rPr>
         <w:t>八、日常落实（二）：正念吃饭的落实与资料</w:t>
       </w:r>
     </w:p>
     <w:p>
       <w:pPr>
-        <w:spacing w:before="40" w:after="80"/>
-        <w:ind w:left="283"/>
-        <w:shd w:val="clear" w:color="auto" w:fill="EDF6EF"/>
+        <w:ind w:left="170"/>
         <w:pBdr>
-          <w:left w:val="single" w:sz="20" w:space="6" w:color="1E5631"/>
+          <w:left w:val="single" w:sz="18" w:space="4" w:color="1E4620"/>
         </w:pBdr>
+        <w:shd w:val="clear" w:fill="F2F5FA"/>
       </w:pPr>
       <w:r>
         <w:rPr>
-          <w:sz w:val="20"/>
+          <w:b w:val="0"/>
         </w:rPr>
         <w:t>[00:29:30] （答：）正念吃饭的这个（引导），把这个大佛寺上一期的这个癌症康复营里面（的），有建议大家吃一颗大枣和（一颗）桂圆的那个视频或者说那个录音，可以，可以用，可以试试看。我们找时间，找时间呢再专门讲（正念吃饭）——其实上一堂课里面讲到了。（注：正念走路与正念吃饭的系统段落，见《原文全集》第1周部分·材料③"正念走路"部分。）</w:t>
       </w:r>
     </w:p>
     <w:p>
-      <w:pPr>
-        <w:spacing w:before="160" w:after="80"/>
-      </w:pPr>
       <w:r>
         <w:rPr>
-          <w:rFonts w:ascii="Microsoft YaHei" w:hAnsi="Microsoft YaHei" w:eastAsia="Microsoft YaHei"/>
           <w:b/>
-          <w:color w:val="1E5631"/>
-          <w:sz w:val="28"/>
+          <w:color w:val="1E4620"/>
+          <w:sz w:val="26"/>
         </w:rPr>
         <w:t>💬 第一轮分享（20 min）</w:t>
       </w:r>
     </w:p>
     <w:p>
       <w:pPr>
-        <w:spacing w:before="40" w:after="80"/>
-        <w:ind w:left="283"/>
-        <w:shd w:val="clear" w:color="auto" w:fill="EDF6EF"/>
+        <w:ind w:left="170"/>
         <w:pBdr>
-          <w:left w:val="single" w:sz="20" w:space="6" w:color="1E5631"/>
+          <w:left w:val="single" w:sz="18" w:space="4" w:color="1E4620"/>
         </w:pBdr>
+        <w:shd w:val="clear" w:fill="F2F5FA"/>
       </w:pPr>
       <w:r>
         <w:rPr>
-          <w:sz w:val="20"/>
+          <w:b w:val="0"/>
         </w:rPr>
         <w:t>请大家轮流分享：读完这三段文字，最触动你的一句话是什么？为什么触动你？</w:t>
       </w:r>
     </w:p>
     <w:p>
-      <w:pPr>
-        <w:spacing w:before="160" w:after="80"/>
-      </w:pPr>
       <w:r>
         <w:rPr>
-          <w:rFonts w:ascii="Microsoft YaHei" w:hAnsi="Microsoft YaHei" w:eastAsia="Microsoft YaHei"/>
           <w:b/>
-          <w:color w:val="1E5631"/>
-          <w:sz w:val="28"/>
+          <w:color w:val="1E4620"/>
+          <w:sz w:val="26"/>
         </w:rPr>
         <w:t>🎯 主题讨论（35 min）</w:t>
       </w:r>
@@ -1954,245 +1938,380 @@
       <w:r>
         <w:rPr>
           <w:b/>
-          <w:sz w:val="21"/>
         </w:rPr>
         <w:t>讨论问题（按优先级）</w:t>
       </w:r>
       <w:r>
         <w:rPr>
-          <w:sz w:val="21"/>
+          <w:b w:val="0"/>
         </w:rPr>
         <w:t>：</w:t>
       </w:r>
     </w:p>
     <w:p>
       <w:pPr>
-        <w:ind w:left="340"/>
+        <w:pStyle w:val="ListBullet"/>
       </w:pPr>
       <w:r>
         <w:rPr>
-          <w:color w:val="1E5631"/>
-          <w:sz w:val="21"/>
-        </w:rPr>
-        <w:t xml:space="preserve">• </w:t>
-      </w:r>
-      <w:r>
-        <w:rPr>
           <w:b/>
-          <w:sz w:val="21"/>
         </w:rPr>
         <w:t>问题①（★必答，时间不够时只讨论这个）</w:t>
       </w:r>
       <w:r>
         <w:rPr>
-          <w:sz w:val="21"/>
+          <w:b w:val="0"/>
         </w:rPr>
         <w:t>：明灯论的时序是“晨修佛念→昼修慈心→暮修不净→夜修死念”。对照你真实的一天：清晨、日间、傍晚、夜晚，你最容易在哪个时段“掉线”——被手机、情绪、事务带走？四件护身之物里，你想先把哪一件放进哪个时段？为什么？（提示：不用求全，先落一格；今天的作业，就是把这一格变成试行一周的日课表。）</w:t>
       </w:r>
     </w:p>
     <w:p>
       <w:pPr>
-        <w:ind w:left="340"/>
+        <w:pStyle w:val="ListBullet"/>
       </w:pPr>
       <w:r>
         <w:rPr>
-          <w:color w:val="1E5631"/>
-          <w:sz w:val="21"/>
-        </w:rPr>
-        <w:t xml:space="preserve">• </w:t>
-      </w:r>
-      <w:r>
-        <w:rPr>
           <w:b/>
-          <w:sz w:val="21"/>
         </w:rPr>
         <w:t>问题②（◈选答）</w:t>
       </w:r>
       <w:r>
         <w:rPr>
-          <w:sz w:val="21"/>
+          <w:b w:val="0"/>
         </w:rPr>
         <w:t>：尊者说，上座之前先观察自己现在的状态：昏沉就选“所缘多一些”的前行，心里有气就多修慈心，身体不舒服就对身体修慈心或修四大差别；如果一坐下来心就能直接安住根本业处，连前行都可以不做——“要用智慧了”。回想你最近一次“坐不住、坐不下去”，如果当时按这个思路换一个前行，你会怎么换？（提示：可回到材料②第三、四段。）</w:t>
       </w:r>
     </w:p>
     <w:p>
       <w:pPr>
-        <w:ind w:left="340"/>
+        <w:pStyle w:val="ListBullet"/>
       </w:pPr>
       <w:r>
         <w:rPr>
-          <w:color w:val="1E5631"/>
-          <w:sz w:val="21"/>
-        </w:rPr>
-        <w:t xml:space="preserve">• </w:t>
-      </w:r>
-      <w:r>
-        <w:rPr>
           <w:b/>
-          <w:sz w:val="21"/>
         </w:rPr>
         <w:t>问题③（◈选答，时间富余或大家感兴趣时讨论）</w:t>
       </w:r>
       <w:r>
         <w:rPr>
-          <w:sz w:val="21"/>
+          <w:b w:val="0"/>
         </w:rPr>
         <w:t>：八周回顾——四种护卫禅加（根）本（业处）入出息念，哪一法你真的开始用了？哪一法还只是“听过”？回望八周，你对自己最满意的一个变化是什么？（本周是结营课，允许大家说得慢一点；只说自己的，不比较。）</w:t>
       </w:r>
     </w:p>
     <w:p>
       <w:pPr>
-        <w:spacing w:before="40" w:after="80"/>
-        <w:ind w:left="283"/>
-        <w:shd w:val="clear" w:color="auto" w:fill="EDF6EF"/>
+        <w:ind w:left="170"/>
         <w:pBdr>
-          <w:left w:val="single" w:sz="20" w:space="6" w:color="1E5631"/>
+          <w:left w:val="single" w:sz="18" w:space="4" w:color="1E4620"/>
         </w:pBdr>
+        <w:shd w:val="clear" w:fill="F2F5FA"/>
       </w:pPr>
       <w:r>
         <w:rPr>
           <w:b/>
-          <w:sz w:val="20"/>
         </w:rPr>
         <w:t>分层追问</w:t>
       </w:r>
       <w:r>
         <w:rPr>
-          <w:sz w:val="20"/>
+          <w:b w:val="0"/>
         </w:rPr>
-        <w:t>（可视时间取用，由浅入深）： - 【现象】四种护卫禅加根本业处，哪一法你真的开始用了？ - 【影响】这八周，你的心在哪个时刻最明显地「稳了一下」？ - 【应对】往后你打算把哪一法留在每一天？给自己定一个最小的习惯。</w:t>
+        <w:t>（可视时间取用，由浅入深）：</w:t>
       </w:r>
     </w:p>
     <w:p>
       <w:pPr>
-        <w:spacing w:before="160" w:after="80"/>
+        <w:ind w:left="170"/>
+        <w:pBdr>
+          <w:left w:val="single" w:sz="18" w:space="4" w:color="1E4620"/>
+        </w:pBdr>
+        <w:shd w:val="clear" w:fill="F2F5FA"/>
       </w:pPr>
       <w:r>
         <w:rPr>
-          <w:rFonts w:ascii="Microsoft YaHei" w:hAnsi="Microsoft YaHei" w:eastAsia="Microsoft YaHei"/>
+          <w:b w:val="0"/>
+        </w:rPr>
+        <w:t>- 【现象】四种护卫禅加根本业处，哪一法你真的开始用了？</w:t>
+      </w:r>
+    </w:p>
+    <w:p>
+      <w:pPr>
+        <w:ind w:left="170"/>
+        <w:pBdr>
+          <w:left w:val="single" w:sz="18" w:space="4" w:color="1E4620"/>
+        </w:pBdr>
+        <w:shd w:val="clear" w:fill="F2F5FA"/>
+      </w:pPr>
+      <w:r>
+        <w:rPr>
+          <w:b w:val="0"/>
+        </w:rPr>
+        <w:t>- 【影响】这八周，你的心在哪个时刻最明显地「稳了一下」？</w:t>
+      </w:r>
+    </w:p>
+    <w:p>
+      <w:pPr>
+        <w:ind w:left="170"/>
+        <w:pBdr>
+          <w:left w:val="single" w:sz="18" w:space="4" w:color="1E4620"/>
+        </w:pBdr>
+        <w:shd w:val="clear" w:fill="F2F5FA"/>
+      </w:pPr>
+      <w:r>
+        <w:rPr>
+          <w:b w:val="0"/>
+        </w:rPr>
+        <w:t>- 【应对】往后你打算把哪一法留在每一天？给自己定一个最小的习惯。</w:t>
+      </w:r>
+    </w:p>
+    <w:p>
+      <w:r>
+        <w:rPr>
           <w:b/>
-          <w:color w:val="1E5631"/>
-          <w:sz w:val="28"/>
+          <w:color w:val="1E4620"/>
+          <w:sz w:val="26"/>
         </w:rPr>
         <w:t>🧘 禅修练习（15 min）：综合串联：慈心→佛随念→三十二身分→死随念→入出息念收摄</w:t>
       </w:r>
     </w:p>
     <w:p>
       <w:pPr>
-        <w:spacing w:before="40" w:after="80"/>
-        <w:ind w:left="283"/>
-        <w:shd w:val="clear" w:color="auto" w:fill="EDF6EF"/>
+        <w:ind w:left="170"/>
         <w:pBdr>
-          <w:left w:val="single" w:sz="20" w:space="6" w:color="1E5631"/>
+          <w:left w:val="single" w:sz="18" w:space="4" w:color="1E4620"/>
         </w:pBdr>
+        <w:shd w:val="clear" w:fill="F2F5FA"/>
       </w:pPr>
       <w:r>
         <w:rPr>
-          <w:sz w:val="20"/>
+          <w:b w:val="0"/>
         </w:rPr>
         <w:t xml:space="preserve">⚠️ </w:t>
       </w:r>
       <w:r>
         <w:rPr>
           <w:b/>
-          <w:sz w:val="20"/>
         </w:rPr>
         <w:t>禅修禁忌提示</w:t>
       </w:r>
       <w:r>
         <w:rPr>
-          <w:sz w:val="20"/>
+          <w:b w:val="0"/>
         </w:rPr>
         <w:t>：若你正处在严重抑郁、焦虑、创伤后应激，或精神类疾病的发作／用药期，或正经历强烈的情绪危机，请先咨询医生或心理师，再决定是否练习；练习中若出现明显不适（如心悸、胸闷、情绪失控），请立即停止，睁开眼睛，把注意力放回呼吸与身体，必要时离场休息。</w:t>
       </w:r>
     </w:p>
     <w:p>
       <w:pPr>
-        <w:spacing w:before="40" w:after="80"/>
-        <w:ind w:left="283"/>
-        <w:shd w:val="clear" w:color="auto" w:fill="EDF6EF"/>
+        <w:ind w:left="170"/>
         <w:pBdr>
-          <w:left w:val="single" w:sz="20" w:space="6" w:color="1E5631"/>
+          <w:left w:val="single" w:sz="18" w:space="4" w:color="1E4620"/>
         </w:pBdr>
+        <w:shd w:val="clear" w:fill="F2F5FA"/>
       </w:pPr>
       <w:r>
         <w:rPr>
-          <w:sz w:val="20"/>
+          <w:b w:val="0"/>
         </w:rPr>
-        <w:t>本引导词为照读版（依八周共读原文整理的完整时序演练：“晨昼暮夜四重防护”的一坐缩影；括号内为操作提示与停顿，不念出来）。照读约5分钟，静坐约7分钟。 ⚠️ 安全提示：如果某一站让你不舒服，跳过那一站就好——尊者说，前行要有针对性、要用智慧；今天每一站都只是一分钟，不追求深度。</w:t>
+        <w:t>本引导词为照读版（依八周共读原文整理的完整时序演练：“晨昼暮夜四重防护”的一坐缩影；括号内为操作提示与停顿，不念出来）。照读约5分钟，静坐约7分钟。</w:t>
+      </w:r>
+    </w:p>
+    <w:p>
+      <w:pPr>
+        <w:ind w:left="170"/>
+        <w:pBdr>
+          <w:left w:val="single" w:sz="18" w:space="4" w:color="1E4620"/>
+        </w:pBdr>
+        <w:shd w:val="clear" w:fill="F2F5FA"/>
+      </w:pPr>
+      <w:r>
+        <w:rPr>
+          <w:b w:val="0"/>
+        </w:rPr>
+        <w:t>⚠️ 安全提示：如果某一站让你不舒服，跳过那一站就好——尊者说，前行要有针对性、要用智慧；今天每一站都只是一分钟，不追求深度。</w:t>
       </w:r>
     </w:p>
     <w:p>
       <w:r>
         <w:rPr>
           <w:b/>
-          <w:sz w:val="21"/>
         </w:rPr>
         <w:t>请跟随引导练习</w:t>
       </w:r>
       <w:r>
         <w:rPr>
-          <w:sz w:val="21"/>
+          <w:b w:val="0"/>
         </w:rPr>
         <w:t>：</w:t>
       </w:r>
     </w:p>
     <w:p>
       <w:pPr>
-        <w:spacing w:before="40" w:after="80"/>
-        <w:ind w:left="283"/>
-        <w:shd w:val="clear" w:color="auto" w:fill="EDF6EF"/>
+        <w:ind w:left="170"/>
         <w:pBdr>
-          <w:left w:val="single" w:sz="20" w:space="6" w:color="1E5631"/>
+          <w:left w:val="single" w:sz="18" w:space="4" w:color="1E4620"/>
         </w:pBdr>
+        <w:shd w:val="clear" w:fill="F2F5FA"/>
       </w:pPr>
       <w:r>
         <w:rPr>
-          <w:sz w:val="20"/>
+          <w:b w:val="0"/>
         </w:rPr>
-        <w:t>请大家自然地坐好，坐在椅子上也完全可以，让臀部坐稳。轻轻闭上眼睛，先做三次深长的呼吸，让身体放松下来。（停顿10秒） 今天是八周的最后一课。我们把路上领到的四件护身之物，从头到尾串起来走一遍——就像出门之前，把它们一件一件放进衣袋。 第一件，慈心。愿我没有敌意、没有内心的痛苦、没有身体的痛苦、保有自己的快乐。（停顿约1分钟——只念你最有感觉的那一句，让心柔软下来。） 第二件，佛随念。忆念佛陀：他无量劫累积功德，威德力非常大——心没有力量的时候、害怕的时候，忆念佛陀，心就会变得有力量、安稳。（停顿约1分钟。） 第三件，三十二身分（不净随念）。从头发、皮肤，到肌肉、骨头、五脏六腑——这个身体由许许多多的部分组成，会累、会病、会坏。这样知道，不是讨厌它，而是让贪着松一点。（停顿约1分钟。） 第四件，死随念。死亡必将到来，谁都逃不过；死亡到来之前，善业与善心，是我的依怙。（停顿约1分钟。） 好，四件护身之物都放进衣袋了。现在，把它们都轻轻放下，回到鼻头、人中附近的一团气息上：知道气息进来，知道气息出去。这就是我们第3到5周认识的“根本业处”——一切法门，最后都收回到当下这一息。（停顿约2分钟，主持人不再说话。） （收尾）轻轻动一动手指和脚趾，搓搓手掌，慢慢睁开眼睛。 这一次串联，就是《四护卫禅明灯论》“晨修佛念→昼修慈心→暮修不净→夜修死念”的一坐缩影：早上以佛念开始，白天以慈心护心，傍晚以不净松开贪着，夜晚以念死收束、策励——而无论哪一件护身之物，最后都可以回到呼吸上来。回去了，就像这样，一件一件用。</w:t>
+        <w:t>请大家自然地坐好，坐在椅子上也完全可以，让臀部坐稳。轻轻闭上眼睛，先做三次深长的呼吸，让身体放松下来。（停顿10秒）</w:t>
       </w:r>
     </w:p>
     <w:p>
       <w:pPr>
-        <w:spacing w:before="160" w:after="80"/>
+        <w:ind w:left="170"/>
+        <w:pBdr>
+          <w:left w:val="single" w:sz="18" w:space="4" w:color="1E4620"/>
+        </w:pBdr>
+        <w:shd w:val="clear" w:fill="F2F5FA"/>
       </w:pPr>
       <w:r>
         <w:rPr>
-          <w:rFonts w:ascii="Microsoft YaHei" w:hAnsi="Microsoft YaHei" w:eastAsia="Microsoft YaHei"/>
+          <w:b w:val="0"/>
+        </w:rPr>
+        <w:t>今天是八周的最后一课。我们把路上领到的四件护身之物，从头到尾串起来走一遍——就像出门之前，把它们一件一件放进衣袋。</w:t>
+      </w:r>
+    </w:p>
+    <w:p>
+      <w:pPr>
+        <w:ind w:left="170"/>
+        <w:pBdr>
+          <w:left w:val="single" w:sz="18" w:space="4" w:color="1E4620"/>
+        </w:pBdr>
+        <w:shd w:val="clear" w:fill="F2F5FA"/>
+      </w:pPr>
+      <w:r>
+        <w:rPr>
+          <w:b w:val="0"/>
+        </w:rPr>
+        <w:t>第一件，慈心。愿我没有敌意、没有内心的痛苦、没有身体的痛苦、保有自己的快乐。（停顿约1分钟——只念你最有感觉的那一句，让心柔软下来。）</w:t>
+      </w:r>
+    </w:p>
+    <w:p>
+      <w:pPr>
+        <w:ind w:left="170"/>
+        <w:pBdr>
+          <w:left w:val="single" w:sz="18" w:space="4" w:color="1E4620"/>
+        </w:pBdr>
+        <w:shd w:val="clear" w:fill="F2F5FA"/>
+      </w:pPr>
+      <w:r>
+        <w:rPr>
+          <w:b w:val="0"/>
+        </w:rPr>
+        <w:t>第二件，佛随念。忆念佛陀：他无量劫累积功德，威德力非常大——心没有力量的时候、害怕的时候，忆念佛陀，心就会变得有力量、安稳。（停顿约1分钟。）</w:t>
+      </w:r>
+    </w:p>
+    <w:p>
+      <w:pPr>
+        <w:ind w:left="170"/>
+        <w:pBdr>
+          <w:left w:val="single" w:sz="18" w:space="4" w:color="1E4620"/>
+        </w:pBdr>
+        <w:shd w:val="clear" w:fill="F2F5FA"/>
+      </w:pPr>
+      <w:r>
+        <w:rPr>
+          <w:b w:val="0"/>
+        </w:rPr>
+        <w:t>第三件，三十二身分（不净随念）。从头发、皮肤，到肌肉、骨头、五脏六腑——这个身体由许许多多的部分组成，会累、会病、会坏。这样知道，不是讨厌它，而是让贪着松一点。（停顿约1分钟。）</w:t>
+      </w:r>
+    </w:p>
+    <w:p>
+      <w:pPr>
+        <w:ind w:left="170"/>
+        <w:pBdr>
+          <w:left w:val="single" w:sz="18" w:space="4" w:color="1E4620"/>
+        </w:pBdr>
+        <w:shd w:val="clear" w:fill="F2F5FA"/>
+      </w:pPr>
+      <w:r>
+        <w:rPr>
+          <w:b w:val="0"/>
+        </w:rPr>
+        <w:t>第四件，死随念。死亡必将到来，谁都逃不过；死亡到来之前，善业与善心，是我的依怙。（停顿约1分钟。）</w:t>
+      </w:r>
+    </w:p>
+    <w:p>
+      <w:pPr>
+        <w:ind w:left="170"/>
+        <w:pBdr>
+          <w:left w:val="single" w:sz="18" w:space="4" w:color="1E4620"/>
+        </w:pBdr>
+        <w:shd w:val="clear" w:fill="F2F5FA"/>
+      </w:pPr>
+      <w:r>
+        <w:rPr>
+          <w:b w:val="0"/>
+        </w:rPr>
+        <w:t>好，四件护身之物都放进衣袋了。现在，把它们都轻轻放下，回到鼻头、人中附近的一团气息上：知道气息进来，知道气息出去。这就是我们第3到5周认识的“根本业处”——一切法门，最后都收回到当下这一息。（停顿约2分钟，主持人不再说话。）</w:t>
+      </w:r>
+    </w:p>
+    <w:p>
+      <w:pPr>
+        <w:ind w:left="170"/>
+        <w:pBdr>
+          <w:left w:val="single" w:sz="18" w:space="4" w:color="1E4620"/>
+        </w:pBdr>
+        <w:shd w:val="clear" w:fill="F2F5FA"/>
+      </w:pPr>
+      <w:r>
+        <w:rPr>
+          <w:b w:val="0"/>
+        </w:rPr>
+        <w:t>（收尾）轻轻动一动手指和脚趾，搓搓手掌，慢慢睁开眼睛。</w:t>
+      </w:r>
+    </w:p>
+    <w:p>
+      <w:pPr>
+        <w:ind w:left="170"/>
+        <w:pBdr>
+          <w:left w:val="single" w:sz="18" w:space="4" w:color="1E4620"/>
+        </w:pBdr>
+        <w:shd w:val="clear" w:fill="F2F5FA"/>
+      </w:pPr>
+      <w:r>
+        <w:rPr>
+          <w:b w:val="0"/>
+        </w:rPr>
+        <w:t>这一次串联，就是《四护卫禅明灯论》“晨修佛念→昼修慈心→暮修不净→夜修死念”的一坐缩影：早上以佛念开始，白天以慈心护心，傍晚以不净松开贪着，夜晚以念死收束、策励——而无论哪一件护身之物，最后都可以回到呼吸上来。回去了，就像这样，一件一件用。</w:t>
+      </w:r>
+    </w:p>
+    <w:p>
+      <w:r>
+        <w:rPr>
           <w:b/>
-          <w:color w:val="1E5631"/>
-          <w:sz w:val="28"/>
+          <w:color w:val="1E4620"/>
+          <w:sz w:val="26"/>
         </w:rPr>
         <w:t>📚 扩展内容包（时间富余时使用）</w:t>
       </w:r>
     </w:p>
     <w:p>
       <w:pPr>
-        <w:spacing w:before="40" w:after="80"/>
-        <w:ind w:left="283"/>
-        <w:shd w:val="clear" w:color="auto" w:fill="EDF6EF"/>
+        <w:ind w:left="170"/>
         <w:pBdr>
-          <w:left w:val="single" w:sz="20" w:space="6" w:color="1E5631"/>
+          <w:left w:val="single" w:sz="18" w:space="4" w:color="1E4620"/>
         </w:pBdr>
+        <w:shd w:val="clear" w:fill="F2F5FA"/>
       </w:pPr>
       <w:r>
         <w:rPr>
-          <w:sz w:val="20"/>
+          <w:b w:val="0"/>
         </w:rPr>
         <w:t>以下内容用于共读提前结束或讨论意犹未尽时，按需选用，不必全部完成。</w:t>
       </w:r>
     </w:p>
     <w:p>
-      <w:pPr>
-        <w:spacing w:before="120" w:after="80"/>
-      </w:pPr>
       <w:r>
         <w:rPr>
-          <w:rFonts w:ascii="Microsoft YaHei" w:hAnsi="Microsoft YaHei" w:eastAsia="Microsoft YaHei"/>
           <w:b/>
-          <w:color w:val="1E5631"/>
-          <w:sz w:val="25"/>
+          <w:color w:val="1E4620"/>
+          <w:sz w:val="23"/>
         </w:rPr>
         <w:t>扩展一：补充原文段落</w:t>
       </w:r>
@@ -2201,77 +2320,72 @@
       <w:r>
         <w:rPr>
           <w:b/>
-          <w:sz w:val="21"/>
         </w:rPr>
         <w:t>段落1</w:t>
       </w:r>
       <w:r>
         <w:rPr>
-          <w:sz w:val="21"/>
+          <w:b w:val="0"/>
         </w:rPr>
         <w:t>（出自本周素材·材料①《四护卫禅明灯论》，media_id：pdf_d0dd1c0cd17209afe241ece24bf6b7b4_b685823562cff53acdc6d56a51d767637439961422831605，未共读，照录——佛陀自己如何“度昼夜”，可作日课表的榜样）：</w:t>
       </w:r>
     </w:p>
     <w:p>
       <w:pPr>
-        <w:spacing w:before="40" w:after="80"/>
-        <w:ind w:left="283"/>
-        <w:shd w:val="clear" w:color="auto" w:fill="EDF6EF"/>
+        <w:ind w:left="170"/>
         <w:pBdr>
-          <w:left w:val="single" w:sz="20" w:space="6" w:color="1E5631"/>
+          <w:left w:val="single" w:sz="18" w:space="4" w:color="1E4620"/>
         </w:pBdr>
+        <w:shd w:val="clear" w:fill="F2F5FA"/>
       </w:pPr>
       <w:r>
         <w:rPr>
-          <w:sz w:val="20"/>
+          <w:b w:val="0"/>
         </w:rPr>
         <w:t>6. 后夜分作三时用，初时经行中时卧；末时入定修禅观，如是佛陀度昼夜。</w:t>
       </w:r>
     </w:p>
     <w:p>
       <w:pPr>
-        <w:spacing w:before="40" w:after="80"/>
-        <w:ind w:left="283"/>
-        <w:shd w:val="clear" w:color="auto" w:fill="EDF6EF"/>
+        <w:ind w:left="170"/>
         <w:pBdr>
-          <w:left w:val="single" w:sz="20" w:space="6" w:color="1E5631"/>
+          <w:left w:val="single" w:sz="18" w:space="4" w:color="1E4620"/>
         </w:pBdr>
+        <w:shd w:val="clear" w:fill="F2F5FA"/>
       </w:pPr>
       <w:r>
         <w:rPr>
-          <w:sz w:val="20"/>
+          <w:b w:val="0"/>
         </w:rPr>
         <w:t>8. 经行坐卧修禅定，昼夜精进不放逸；中夜时分稍安眠，随即为众比库说法。</w:t>
       </w:r>
     </w:p>
     <w:p>
       <w:pPr>
-        <w:spacing w:before="40" w:after="80"/>
-        <w:ind w:left="283"/>
-        <w:shd w:val="clear" w:color="auto" w:fill="EDF6EF"/>
+        <w:ind w:left="170"/>
         <w:pBdr>
-          <w:left w:val="single" w:sz="20" w:space="6" w:color="1E5631"/>
+          <w:left w:val="single" w:sz="18" w:space="4" w:color="1E4620"/>
         </w:pBdr>
+        <w:shd w:val="clear" w:fill="F2F5FA"/>
       </w:pPr>
       <w:r>
         <w:rPr>
-          <w:sz w:val="20"/>
+          <w:b w:val="0"/>
         </w:rPr>
         <w:t>9. 于此大雄教法中，懈怠放逸非所宜；知恩报恩真佛子，常念世尊深恩德。</w:t>
       </w:r>
     </w:p>
     <w:p>
       <w:pPr>
-        <w:spacing w:before="40" w:after="80"/>
-        <w:ind w:left="283"/>
-        <w:shd w:val="clear" w:color="auto" w:fill="EDF6EF"/>
+        <w:ind w:left="170"/>
         <w:pBdr>
-          <w:left w:val="single" w:sz="20" w:space="6" w:color="1E5631"/>
+          <w:left w:val="single" w:sz="18" w:space="4" w:color="1E4620"/>
         </w:pBdr>
+        <w:shd w:val="clear" w:fill="F2F5FA"/>
       </w:pPr>
       <w:r>
         <w:rPr>
-          <w:sz w:val="20"/>
+          <w:b w:val="0"/>
         </w:rPr>
         <w:t>10. 令未悟者得开悟，令未证者得证悟；独居静处勤修习，正念正知不放逸。</w:t>
       </w:r>
@@ -2280,77 +2394,72 @@
       <w:r>
         <w:rPr>
           <w:b/>
-          <w:sz w:val="21"/>
         </w:rPr>
         <w:t>段落2</w:t>
       </w:r>
       <w:r>
         <w:rPr>
-          <w:sz w:val="21"/>
+          <w:b w:val="0"/>
         </w:rPr>
         <w:t>（出自本周素材·材料①《四护卫禅明灯论》，media_id同上，未共读，照录——《念死经》再选四偈：从“死亡必然”到“此刻精进”）：</w:t>
       </w:r>
     </w:p>
     <w:p>
       <w:pPr>
-        <w:spacing w:before="40" w:after="80"/>
-        <w:ind w:left="283"/>
-        <w:shd w:val="clear" w:color="auto" w:fill="EDF6EF"/>
+        <w:ind w:left="170"/>
         <w:pBdr>
-          <w:left w:val="single" w:sz="20" w:space="6" w:color="1E5631"/>
+          <w:left w:val="single" w:sz="18" w:space="4" w:color="1E4620"/>
         </w:pBdr>
+        <w:shd w:val="clear" w:fill="F2F5FA"/>
       </w:pPr>
       <w:r>
         <w:rPr>
-          <w:sz w:val="20"/>
+          <w:b w:val="0"/>
         </w:rPr>
         <w:t>15. 因此，智者应自省，明察已利处；于佛、法及僧，勇者当深信。</w:t>
       </w:r>
     </w:p>
     <w:p>
       <w:pPr>
-        <w:spacing w:before="40" w:after="80"/>
-        <w:ind w:left="283"/>
-        <w:shd w:val="clear" w:color="auto" w:fill="EDF6EF"/>
+        <w:ind w:left="170"/>
         <w:pBdr>
-          <w:left w:val="single" w:sz="20" w:space="6" w:color="1E5631"/>
+          <w:left w:val="single" w:sz="18" w:space="4" w:color="1E4620"/>
         </w:pBdr>
+        <w:shd w:val="clear" w:fill="F2F5FA"/>
       </w:pPr>
       <w:r>
         <w:rPr>
-          <w:sz w:val="20"/>
+          <w:b w:val="0"/>
         </w:rPr>
         <w:t>16. 身口意皆行正道，现世即得人称赞，死后亦享天界乐。[《山岳经》所言]</w:t>
       </w:r>
     </w:p>
     <w:p>
       <w:pPr>
-        <w:spacing w:before="40" w:after="80"/>
-        <w:ind w:left="283"/>
-        <w:shd w:val="clear" w:color="auto" w:fill="EDF6EF"/>
+        <w:ind w:left="170"/>
         <w:pBdr>
-          <w:left w:val="single" w:sz="20" w:space="6" w:color="1E5631"/>
+          <w:left w:val="single" w:sz="18" w:space="4" w:color="1E4620"/>
         </w:pBdr>
+        <w:shd w:val="clear" w:fill="F2F5FA"/>
       </w:pPr>
       <w:r>
         <w:rPr>
-          <w:sz w:val="20"/>
+          <w:b w:val="0"/>
         </w:rPr>
         <w:t>61. 嬉笑欢乐纵情时，死神正锯汝命根；今日腹中气息断，谁人还有嬉笑心？</w:t>
       </w:r>
     </w:p>
     <w:p>
       <w:pPr>
-        <w:spacing w:before="40" w:after="80"/>
-        <w:ind w:left="283"/>
-        <w:shd w:val="clear" w:color="auto" w:fill="EDF6EF"/>
+        <w:ind w:left="170"/>
         <w:pBdr>
-          <w:left w:val="single" w:sz="20" w:space="6" w:color="1E5631"/>
+          <w:left w:val="single" w:sz="18" w:space="4" w:color="1E4620"/>
         </w:pBdr>
+        <w:shd w:val="clear" w:fill="F2F5FA"/>
       </w:pPr>
       <w:r>
         <w:rPr>
-          <w:sz w:val="20"/>
+          <w:b w:val="0"/>
         </w:rPr>
         <w:t>73. 智者念死生惶恐，如觅岩窟避狂风；不乐戏笑离放逸，恒常警觉守心中。</w:t>
       </w:r>
@@ -2359,435 +2468,340 @@
       <w:r>
         <w:rPr>
           <w:b/>
-          <w:sz w:val="21"/>
         </w:rPr>
         <w:t>段落3</w:t>
       </w:r>
       <w:r>
         <w:rPr>
-          <w:sz w:val="21"/>
+          <w:b w:val="0"/>
         </w:rPr>
         <w:t>（出自本周素材·材料③《2_业处指导-古源尊者-20240921》，media_id：soundrecording_d0dd1c0cd17209afe241ece24bf6b7b4_2b63d74797c405c19b21c1dc4564d2887439961422831605，未共读，照录——面对各种开示与疑惑的处理，可作结营后的“护身”提醒；依据录音转写整理，括号内据上下文补足）：</w:t>
       </w:r>
     </w:p>
     <w:p>
       <w:pPr>
-        <w:spacing w:before="40" w:after="80"/>
-        <w:ind w:left="283"/>
-        <w:shd w:val="clear" w:color="auto" w:fill="EDF6EF"/>
+        <w:ind w:left="170"/>
         <w:pBdr>
-          <w:left w:val="single" w:sz="20" w:space="6" w:color="1E5631"/>
+          <w:left w:val="single" w:sz="18" w:space="4" w:color="1E4620"/>
         </w:pBdr>
+        <w:shd w:val="clear" w:fill="F2F5FA"/>
       </w:pPr>
       <w:r>
         <w:rPr>
-          <w:sz w:val="20"/>
+          <w:b w:val="0"/>
         </w:rPr>
         <w:t>[00:14:06] 所以那么当大家看到很多这样的开示的时候，然后你心里可能会升起很多的疑问——那很多疑问对你来讲就不合算了。那如果你是跟着（一位老师）在学习的话，你最好先把（这位老师的教导）搞清楚，再去想别人的。那如果你碰到困难的话，最好在（禅修）报告的时候提出来。不然你可能就会很长时间处于一种疑惑的状态。</w:t>
       </w:r>
     </w:p>
     <w:p>
-      <w:pPr>
-        <w:spacing w:before="120" w:after="80"/>
-      </w:pPr>
       <w:r>
         <w:rPr>
-          <w:rFonts w:ascii="Microsoft YaHei" w:hAnsi="Microsoft YaHei" w:eastAsia="Microsoft YaHei"/>
           <w:b/>
-          <w:color w:val="1E5631"/>
-          <w:sz w:val="25"/>
+          <w:color w:val="1E4620"/>
+          <w:sz w:val="23"/>
         </w:rPr>
         <w:t>扩展二：深入讨论问题</w:t>
       </w:r>
     </w:p>
     <w:p>
       <w:pPr>
-        <w:ind w:left="340"/>
+        <w:pStyle w:val="ListNumber"/>
       </w:pPr>
       <w:r>
         <w:rPr>
           <w:b/>
-          <w:sz w:val="21"/>
-        </w:rPr>
-        <w:t xml:space="preserve">1. </w:t>
-      </w:r>
-      <w:r>
-        <w:rPr>
-          <w:b/>
-          <w:sz w:val="21"/>
         </w:rPr>
         <w:t>现场写一张“四重防护日课表”</w:t>
       </w:r>
       <w:r>
         <w:rPr>
-          <w:sz w:val="21"/>
+          <w:b w:val="0"/>
         </w:rPr>
         <w:t>：画四行（清晨／日间／傍晚／夜晚），每行只写一件事，每件不超过5分钟，再加一行“根本业处：入出息念，随时回到呼吸”。写完在小组内交换看一眼，只说一句：“我最想先试的一格是……”（这就是本周作业的底稿，带回去填满一周。）</w:t>
       </w:r>
     </w:p>
     <w:p>
       <w:pPr>
-        <w:ind w:left="340"/>
+        <w:pStyle w:val="ListNumber"/>
       </w:pPr>
       <w:r>
         <w:rPr>
-          <w:b/>
-          <w:sz w:val="21"/>
-        </w:rPr>
-        <w:t xml:space="preserve">2. </w:t>
-      </w:r>
-      <w:r>
-        <w:rPr>
-          <w:sz w:val="21"/>
+          <w:b w:val="0"/>
         </w:rPr>
         <w:t>如果要向一个完全没参加过读书会的朋友，用三句话介绍“四护卫禅”——你会怎么说？（把八周装进三句话，就是你的“法之馈赠”；没有标准答案。）</w:t>
       </w:r>
     </w:p>
     <w:p>
-      <w:pPr>
-        <w:spacing w:before="120" w:after="80"/>
-      </w:pPr>
       <w:r>
         <w:rPr>
-          <w:rFonts w:ascii="Microsoft YaHei" w:hAnsi="Microsoft YaHei" w:eastAsia="Microsoft YaHei"/>
           <w:b/>
-          <w:color w:val="1E5631"/>
-          <w:sz w:val="25"/>
+          <w:color w:val="1E4620"/>
+          <w:sz w:val="23"/>
         </w:rPr>
         <w:t>扩展三：延伸小练习</w:t>
       </w:r>
     </w:p>
     <w:p>
       <w:pPr>
-        <w:ind w:left="340"/>
+        <w:pStyle w:val="ListBullet"/>
       </w:pPr>
       <w:r>
         <w:rPr>
-          <w:color w:val="1E5631"/>
-          <w:sz w:val="21"/>
-        </w:rPr>
-        <w:t xml:space="preserve">• </w:t>
-      </w:r>
-      <w:r>
-        <w:rPr>
           <w:b/>
-          <w:sz w:val="21"/>
         </w:rPr>
         <w:t>出门前“摸口袋”</w:t>
       </w:r>
       <w:r>
         <w:rPr>
-          <w:sz w:val="21"/>
+          <w:b w:val="0"/>
         </w:rPr>
         <w:t>：每天出门前，心里快速过一遍四件护身之物——各5秒钟：愿一切众生快乐（慈心）；忆念佛陀（佛随念）；这身体是三十二部分组成（三十二身分）；死亡必将到来、善业是依怙（死随念）。像检查钥匙和钱包一样。当天若在某个时段“掉线”了（发火、刷手机停不下来、陷入担忧），就当场把对应的那一件取出来用10秒，然后回到呼吸。</w:t>
       </w:r>
     </w:p>
     <w:p>
       <w:pPr>
-        <w:ind w:left="340"/>
+        <w:pStyle w:val="ListBullet"/>
       </w:pPr>
       <w:r>
         <w:rPr>
-          <w:color w:val="1E5631"/>
-          <w:sz w:val="21"/>
-        </w:rPr>
-        <w:t xml:space="preserve">• </w:t>
-      </w:r>
-      <w:r>
-        <w:rPr>
           <w:b/>
-          <w:sz w:val="21"/>
         </w:rPr>
         <w:t>睡前“把精进力放到零”</w:t>
       </w:r>
       <w:r>
         <w:rPr>
-          <w:sz w:val="21"/>
+          <w:b w:val="0"/>
         </w:rPr>
         <w:t>（本周材料③）：躺下后告诉自己两件事：①现在是放松时间；②把“想修好”的心放到零——不是修给谁看，是让自己好睡。然后选身体扫描或跟着呼吸，任其自然入睡。</w:t>
       </w:r>
     </w:p>
     <w:p>
-      <w:pPr>
-        <w:spacing w:before="120" w:after="80"/>
-      </w:pPr>
       <w:r>
         <w:rPr>
-          <w:rFonts w:ascii="Microsoft YaHei" w:hAnsi="Microsoft YaHei" w:eastAsia="Microsoft YaHei"/>
           <w:b/>
-          <w:color w:val="1E5631"/>
-          <w:sz w:val="25"/>
+          <w:color w:val="1E4620"/>
+          <w:sz w:val="23"/>
         </w:rPr>
         <w:t>扩展四：延伸素材</w:t>
       </w:r>
     </w:p>
     <w:p>
       <w:pPr>
-        <w:ind w:left="340"/>
+        <w:pStyle w:val="ListBullet"/>
       </w:pPr>
       <w:r>
         <w:rPr>
-          <w:color w:val="1E5631"/>
-          <w:sz w:val="21"/>
-        </w:rPr>
-        <w:t xml:space="preserve">• </w:t>
-      </w:r>
-      <w:r>
-        <w:rPr>
           <w:b/>
-          <w:sz w:val="21"/>
         </w:rPr>
         <w:t>“四重防护时序”不是硬性功课</w:t>
       </w:r>
       <w:r>
         <w:rPr>
-          <w:sz w:val="21"/>
+          <w:b w:val="0"/>
         </w:rPr>
         <w:t>：上夜班、带娃、作息颠倒的伙伴，可按“起床后／日间／傍晚／睡前”的相对顺序来排，不必拘泥钟点——尊者说，业处要“适合你、对你最重要”。</w:t>
       </w:r>
     </w:p>
     <w:p>
-      <w:pPr>
-        <w:spacing w:before="160" w:after="80"/>
-      </w:pPr>
       <w:r>
         <w:rPr>
-          <w:rFonts w:ascii="Microsoft YaHei" w:hAnsi="Microsoft YaHei" w:eastAsia="Microsoft YaHei"/>
           <w:b/>
-          <w:color w:val="1E5631"/>
-          <w:sz w:val="28"/>
+          <w:color w:val="1E4620"/>
+          <w:sz w:val="26"/>
         </w:rPr>
         <w:t>🔚 收尾与回向（15 min）</w:t>
       </w:r>
     </w:p>
     <w:p>
       <w:pPr>
-        <w:ind w:left="340"/>
+        <w:pStyle w:val="ListNumber"/>
       </w:pPr>
       <w:r>
         <w:rPr>
           <w:b/>
-          <w:sz w:val="21"/>
-        </w:rPr>
-        <w:t xml:space="preserve">1. </w:t>
-      </w:r>
-      <w:r>
-        <w:rPr>
-          <w:b/>
-          <w:sz w:val="21"/>
         </w:rPr>
         <w:t>每人一句话</w:t>
       </w:r>
       <w:r>
         <w:rPr>
-          <w:sz w:val="21"/>
+          <w:b w:val="0"/>
         </w:rPr>
         <w:t>：八周以来，最大的一个收获，或者最想带走的一句话。</w:t>
       </w:r>
     </w:p>
     <w:p>
       <w:pPr>
-        <w:spacing w:before="40" w:after="80"/>
-        <w:ind w:left="283"/>
-        <w:shd w:val="clear" w:color="auto" w:fill="EDF6EF"/>
+        <w:ind w:left="170"/>
         <w:pBdr>
-          <w:left w:val="single" w:sz="20" w:space="6" w:color="1E5631"/>
+          <w:left w:val="single" w:sz="18" w:space="4" w:color="1E4620"/>
         </w:pBdr>
+        <w:shd w:val="clear" w:fill="F2F5FA"/>
       </w:pPr>
       <w:r>
         <w:rPr>
-          <w:sz w:val="20"/>
+          <w:b w:val="0"/>
         </w:rPr>
-        <w:t>&gt; 八周前，我们认识了一句话：对一个修行者，佛陀教导四种护卫禅。八周里，我们把四件护身之物一件一件领到了手上——慈心禅：愿一切众生快乐，有慈心就不会有敌人；佛随念：心没有力量、有恐惧的时候，忆念佛陀；不净观：看清楚这身体的三十二个部分，让贪着松开；死随念：死亡必将到来，善业是我依怙。今天，我们又把它们串成了一天：晨修佛念、昼修慈心、暮修不净、夜修死念，一切收摄回入出息念。 &gt; 愿我们把四件护身之物带回家——清晨、白天、傍晚、夜晚，各自守护；愿我们都有善业与善心，做自己的依怙；愿这一程共读的功德，成为我们与他人走向清净解脱的资粮。萨度！萨度！萨度！</w:t>
+        <w:t>八周前，我们认识了一句话：对一个修行者，佛陀教导四种护卫禅。八周里，我们把四件护身之物一件一件领到了手上——慈心禅：愿一切众生快乐，有慈心就不会有敌人；佛随念：心没有力量、有恐惧的时候，忆念佛陀；不净观：看清楚这身体的三十二个部分，让贪着松开；死随念：死亡必将到来，善业是我依怙。今天，我们又把它们串成了一天：晨修佛念、昼修慈心、暮修不净、夜修死念，一切收摄回入出息念。</w:t>
       </w:r>
     </w:p>
     <w:p>
       <w:pPr>
-        <w:ind w:left="340"/>
+        <w:ind w:left="170"/>
+        <w:pBdr>
+          <w:left w:val="single" w:sz="18" w:space="4" w:color="1E4620"/>
+        </w:pBdr>
+        <w:shd w:val="clear" w:fill="F2F5FA"/>
+      </w:pPr>
+      <w:r>
+        <w:rPr>
+          <w:b w:val="0"/>
+        </w:rPr>
+        <w:t>愿我们把四件护身之物带回家——清晨、白天、傍晚、夜晚，各自守护；愿我们都有善业与善心，做自己的依怙；愿这一程共读的功德，成为我们与他人走向清净解脱的资粮。萨度！萨度！萨度！</w:t>
+      </w:r>
+    </w:p>
+    <w:p>
+      <w:pPr>
+        <w:pStyle w:val="ListNumber"/>
       </w:pPr>
       <w:r>
         <w:rPr>
           <w:b/>
-          <w:sz w:val="21"/>
-        </w:rPr>
-        <w:t xml:space="preserve">3. </w:t>
-      </w:r>
-      <w:r>
-        <w:rPr>
-          <w:b/>
-          <w:sz w:val="21"/>
         </w:rPr>
         <w:t>本周作业</w:t>
       </w:r>
       <w:r>
         <w:rPr>
-          <w:sz w:val="21"/>
+          <w:b w:val="0"/>
         </w:rPr>
         <w:t>：</w:t>
       </w:r>
     </w:p>
     <w:p>
-      <w:pPr>
-        <w:ind w:left="340"/>
-      </w:pPr>
       <w:r>
         <w:rPr>
-          <w:color w:val="1E5631"/>
-          <w:sz w:val="21"/>
+          <w:b w:val="0"/>
         </w:rPr>
-        <w:t xml:space="preserve">• </w:t>
+        <w:t xml:space="preserve">   - 制定个人“晨昼暮夜四重防护”日课表并试行一周。</w:t>
       </w:r>
+    </w:p>
+    <w:p>
       <w:r>
         <w:rPr>
-          <w:sz w:val="21"/>
+          <w:b w:val="0"/>
         </w:rPr>
-        <w:t>制定个人“晨昼暮夜四重防护”日课表并试行一周。</w:t>
+        <w:t xml:space="preserve">   - 小提示：先从“最掉线的一个时段”开始落格；每格5分钟以内；试行中不适合的格子随时换——业处要适合你。</w:t>
+      </w:r>
+    </w:p>
+    <w:p>
+      <w:r>
+        <w:rPr>
+          <w:b w:val="0"/>
+        </w:rPr>
+        <w:t xml:space="preserve">   - 进阶（可选）：一周后给自己写三行小结——哪一格做到了、哪一格换掉了、哪一件护身之物开始“自己工作”了。</w:t>
       </w:r>
     </w:p>
     <w:p>
       <w:pPr>
-        <w:ind w:left="340"/>
-      </w:pPr>
-      <w:r>
-        <w:rPr>
-          <w:color w:val="1E5631"/>
-          <w:sz w:val="21"/>
-        </w:rPr>
-        <w:t xml:space="preserve">• </w:t>
-      </w:r>
-      <w:r>
-        <w:rPr>
-          <w:sz w:val="21"/>
-        </w:rPr>
-        <w:t>小提示：先从“最掉线的一个时段”开始落格；每格5分钟以内；试行中不适合的格子随时换——业处要适合你。</w:t>
-      </w:r>
-    </w:p>
-    <w:p>
-      <w:pPr>
-        <w:ind w:left="340"/>
-      </w:pPr>
-      <w:r>
-        <w:rPr>
-          <w:color w:val="1E5631"/>
-          <w:sz w:val="21"/>
-        </w:rPr>
-        <w:t xml:space="preserve">• </w:t>
-      </w:r>
-      <w:r>
-        <w:rPr>
-          <w:sz w:val="21"/>
-        </w:rPr>
-        <w:t>进阶（可选）：一周后给自己写三行小结——哪一格做到了、哪一格换掉了、哪一件护身之物开始“自己工作”了。</w:t>
-      </w:r>
-    </w:p>
-    <w:p>
-      <w:pPr>
-        <w:ind w:left="340"/>
+        <w:pStyle w:val="ListNumber"/>
       </w:pPr>
       <w:r>
         <w:rPr>
           <w:b/>
-          <w:sz w:val="21"/>
-        </w:rPr>
-        <w:t xml:space="preserve">4. </w:t>
-      </w:r>
-      <w:r>
-        <w:rPr>
-          <w:b/>
-          <w:sz w:val="21"/>
         </w:rPr>
         <w:t>回向</w:t>
       </w:r>
       <w:r>
         <w:rPr>
-          <w:sz w:val="21"/>
+          <w:b w:val="0"/>
         </w:rPr>
         <w:t>（一起念）：</w:t>
       </w:r>
     </w:p>
     <w:p>
       <w:pPr>
-        <w:spacing w:before="40" w:after="80"/>
-        <w:ind w:left="283"/>
-        <w:shd w:val="clear" w:color="auto" w:fill="EDF6EF"/>
+        <w:ind w:left="170"/>
         <w:pBdr>
-          <w:left w:val="single" w:sz="20" w:space="6" w:color="1E5631"/>
+          <w:left w:val="single" w:sz="18" w:space="4" w:color="1E4620"/>
         </w:pBdr>
+        <w:shd w:val="clear" w:fill="F2F5FA"/>
       </w:pPr>
       <w:r>
         <w:rPr>
           <w:b/>
-          <w:sz w:val="20"/>
         </w:rPr>
         <w:t>愿我此功德，导向诸漏尽！</w:t>
       </w:r>
-      <w:r>
-        <w:rPr>
-          <w:sz w:val="20"/>
-        </w:rPr>
-        <w:t xml:space="preserve"> </w:t>
-      </w:r>
+    </w:p>
+    <w:p>
+      <w:pPr>
+        <w:ind w:left="170"/>
+        <w:pBdr>
+          <w:left w:val="single" w:sz="18" w:space="4" w:color="1E4620"/>
+        </w:pBdr>
+        <w:shd w:val="clear" w:fill="F2F5FA"/>
+      </w:pPr>
       <w:r>
         <w:rPr>
           <w:b/>
-          <w:sz w:val="20"/>
         </w:rPr>
         <w:t>愿我此功德，为证涅槃缘！</w:t>
       </w:r>
-      <w:r>
-        <w:rPr>
-          <w:sz w:val="20"/>
-        </w:rPr>
-        <w:t xml:space="preserve"> </w:t>
-      </w:r>
+    </w:p>
+    <w:p>
+      <w:pPr>
+        <w:ind w:left="170"/>
+        <w:pBdr>
+          <w:left w:val="single" w:sz="18" w:space="4" w:color="1E4620"/>
+        </w:pBdr>
+        <w:shd w:val="clear" w:fill="F2F5FA"/>
+      </w:pPr>
       <w:r>
         <w:rPr>
           <w:b/>
-          <w:sz w:val="20"/>
         </w:rPr>
         <w:t>我此功德分，回向诸有情！</w:t>
       </w:r>
-      <w:r>
-        <w:rPr>
-          <w:sz w:val="20"/>
-        </w:rPr>
-        <w:t xml:space="preserve"> </w:t>
-      </w:r>
+    </w:p>
+    <w:p>
+      <w:pPr>
+        <w:ind w:left="170"/>
+        <w:pBdr>
+          <w:left w:val="single" w:sz="18" w:space="4" w:color="1E4620"/>
+        </w:pBdr>
+        <w:shd w:val="clear" w:fill="F2F5FA"/>
+      </w:pPr>
       <w:r>
         <w:rPr>
           <w:b/>
-          <w:sz w:val="20"/>
         </w:rPr>
         <w:t>愿彼等一切，同得功德分！</w:t>
       </w:r>
     </w:p>
     <w:p>
       <w:pPr>
-        <w:spacing w:before="40" w:after="80"/>
-        <w:ind w:left="283"/>
-        <w:shd w:val="clear" w:color="auto" w:fill="EDF6EF"/>
+        <w:ind w:left="170"/>
         <w:pBdr>
-          <w:left w:val="single" w:sz="20" w:space="6" w:color="1E5631"/>
+          <w:left w:val="single" w:sz="18" w:space="4" w:color="1E4620"/>
         </w:pBdr>
+        <w:shd w:val="clear" w:fill="F2F5FA"/>
       </w:pPr>
       <w:r>
         <w:rPr>
-          <w:sz w:val="20"/>
+          <w:b w:val="0"/>
         </w:rPr>
         <w:t xml:space="preserve">📚 </w:t>
       </w:r>
       <w:r>
         <w:rPr>
           <w:b/>
-          <w:sz w:val="20"/>
         </w:rPr>
         <w:t>下一份文档</w:t>
       </w:r>
       <w:r>
         <w:rPr>
-          <w:sz w:val="20"/>
+          <w:b w:val="0"/>
         </w:rPr>
-        <w:t>：`全资料包完结，回顾请用 `00_主持人总指南.md` 与 `README_资料包说明.md``</w:t>
+        <w:t>：全资料包完结，回顾请用 00_主持人总指南.md 与 README_资料包说明.md</w:t>
       </w:r>
     </w:p>
     <w:sectPr>
@@ -2809,7 +2823,11 @@
       <w:pStyle w:val="Footer"/>
       <w:jc w:val="center"/>
     </w:pPr>
-    <w:fldSimple w:instr="PAGE"/>
+    <w:r>
+      <w:fldChar w:fldCharType="begin"/>
+      <w:instrText xml:space="preserve">PAGE</w:instrText>
+      <w:fldChar w:fldCharType="end"/>
+    </w:r>
   </w:p>
 </w:ftr>
 </file>
@@ -2823,10 +2841,10 @@
     </w:pPr>
     <w:r>
       <w:rPr>
-        <w:color w:val="808080"/>
+        <w:color w:val="1E4620"/>
         <w:sz w:val="16"/>
       </w:rPr>
-      <w:t>读书会03·第8周·综合运用（四重防护时序）与总结实修日（朗读优化版）</w:t>
+      <w:t>读书会03 · 第8周 · 朗读优化版（8周版） · 学员版</w:t>
     </w:r>
   </w:p>
 </w:hdr>
@@ -3195,11 +3213,8 @@
     <w:name w:val="Normal"/>
     <w:qFormat/>
     <w:rsid w:val="00FC693F"/>
-    <w:pPr>
-      <w:spacing w:line="324" w:lineRule="auto" w:after="60"/>
-    </w:pPr>
     <w:rPr>
-      <w:rFonts w:ascii="Microsoft YaHei" w:hAnsi="Microsoft YaHei" w:eastAsia="Microsoft YaHei"/>
+      <w:rFonts w:ascii="等线" w:hAnsi="等线" w:eastAsia="宋体"/>
       <w:sz w:val="21"/>
     </w:rPr>
   </w:style>
